--- a/Evidencias CAPSTONE/Fase 2/Evidencias grupales/2.4_GuiaEstudiante_Fase 2_DesarrolloProyecto APT.docx (Grupal).docx
+++ b/Evidencias CAPSTONE/Fase 2/Evidencias grupales/2.4_GuiaEstudiante_Fase 2_DesarrolloProyecto APT.docx (Grupal).docx
@@ -428,6 +428,22 @@
         </w:rPr>
       </w:pPr>
     </w:p>
+    <w:p>
+      <w:pPr>
+        <w:jc w:val="left"/>
+        <w:spacing w:before="0" w:after="70" w:line="240" w:lineRule="auto"/>
+      </w:pPr>
+      <w:r>
+        <w:rPr>
+          <w:rFonts w:ascii="Calibri" w:hAnsi="Calibri"/>
+          <w:color w:val="1F3864"/>
+          <w:sz w:val="20"/>
+          <w:szCs w:val="20"/>
+          <w:b/>
+        </w:rPr>
+        <w:t>Alunza · Equipo Marcelo Núñez, Benjamin Pérez y Abraham Retamal · Revisión documental 23/10/2026</w:t>
+      </w:r>
+    </w:p>
     <w:tbl>
       <w:tblPr>
         <w:tblStyle w:val="Tablaconcuadrcula"/>
@@ -624,163 +640,66 @@
         <w:tc>
           <w:tcPr>
             <w:tcW w:w="7111" w:type="dxa"/>
-          </w:tcPr>
-          <w:p>
-            <w:pPr>
-              <w:jc w:val="both"/>
-              <w:rPr>
-                <w:rFonts w:ascii="Calibri" w:hAnsi="Calibri" w:cs="Arial"/>
-                <w:i/>
-                <w:color w:val="548DD4"/>
+            <w:vAlign w:val="top"/>
+          </w:tcPr>
+          <w:p>
+            <w:pPr>
+              <w:jc w:val="left"/>
+              <w:spacing w:before="0" w:after="70" w:line="240" w:lineRule="auto"/>
+            </w:pPr>
+            <w:r>
+              <w:rPr>
+                <w:rFonts w:ascii="Calibri" w:hAnsi="Calibri"/>
+                <w:color w:val="1F3864"/>
                 <w:sz w:val="20"/>
                 <w:szCs w:val="20"/>
-                <w:lang w:eastAsia="es-CL"/>
-              </w:rPr>
-            </w:pPr>
-            <w:r>
-              <w:rPr>
-                <w:rFonts w:ascii="Calibri" w:hAnsi="Calibri" w:cs="Arial"/>
-                <w:i/>
-                <w:color w:val="548DD4"/>
+              </w:rPr>
+              <w:t>Alunza es un tutor universitario web para Programación I con JavaScript. Al 23/10/2026, IMP-03 acredita 14/27 requisitos completos y probados localmente (51,9 %). El alcance mantiene 27 requisitos Must; aumentó la cobertura verificada. RF-010/015/024 son parciales y diez requisitos siguen pendientes. La aceptación académica se registra por separado.</w:t>
+            </w:r>
+          </w:p>
+          <w:p>
+            <w:pPr>
+              <w:jc w:val="left"/>
+              <w:spacing w:before="0" w:after="70" w:line="240" w:lineRule="auto"/>
+            </w:pPr>
+            <w:r>
+              <w:rPr>
+                <w:rFonts w:ascii="Calibri" w:hAnsi="Calibri"/>
+                <w:color w:val="1F3864"/>
                 <w:sz w:val="20"/>
                 <w:szCs w:val="20"/>
-                <w:lang w:eastAsia="es-CL"/>
-              </w:rPr>
-              <w:t xml:space="preserve">En esta </w:t>
-            </w:r>
-            <w:r>
-              <w:rPr>
-                <w:rFonts w:ascii="Calibri" w:hAnsi="Calibri" w:cs="Arial"/>
-                <w:i/>
-                <w:color w:val="548DD4"/>
+              </w:rPr>
+              <w:t>La base institucional y académica se amplió con RUN temporal, SUBMIT persistente, diagnóstico, historial, comparación, reintento y avance por actividad. El Diccionario registra 25 tablas físicas y 292 atributos en cuatro migraciones. VISIBLE expone sólo pruebas autorizadas; HIDDEN permanece protegido. Publicar e inscribir son independientes; resolver requiere ambas condiciones y disponibilidad.</w:t>
+            </w:r>
+          </w:p>
+          <w:p>
+            <w:pPr>
+              <w:jc w:val="left"/>
+              <w:spacing w:before="0" w:after="70" w:line="240" w:lineRule="auto"/>
+            </w:pPr>
+            <w:r>
+              <w:rPr>
+                <w:rFonts w:ascii="Calibri" w:hAnsi="Calibri"/>
+                <w:color w:val="1F3864"/>
                 <w:sz w:val="20"/>
                 <w:szCs w:val="20"/>
-                <w:lang w:eastAsia="es-CL"/>
-              </w:rPr>
-              <w:t>sección</w:t>
-            </w:r>
-            <w:r>
-              <w:rPr>
-                <w:rFonts w:ascii="Calibri" w:hAnsi="Calibri" w:cs="Arial"/>
-                <w:i/>
-                <w:color w:val="548DD4"/>
+              </w:rPr>
+              <w:t>El corte local del 23/10 aprobó 675 pruebas unitarias y de contratos, 111 HTTP, 313 pgTAP, 78 casos Docker y 34 recorridos Cypress, con 14 controles de CI aprobados. SUBMIT concurrente obtuvo p95 de 3502,71 ms, inferior a 5000 ms. Son resultados del candidato IMP-03; no acreditan un piloto real, despliegue remoto ni aceptación docente.</w:t>
+            </w:r>
+          </w:p>
+          <w:p>
+            <w:pPr>
+              <w:jc w:val="left"/>
+              <w:spacing w:before="0" w:after="70" w:line="240" w:lineRule="auto"/>
+            </w:pPr>
+            <w:r>
+              <w:rPr>
+                <w:rFonts w:ascii="Calibri" w:hAnsi="Calibri"/>
+                <w:color w:val="1F3864"/>
                 <w:sz w:val="20"/>
                 <w:szCs w:val="20"/>
-                <w:lang w:eastAsia="es-CL"/>
-              </w:rPr>
-              <w:t xml:space="preserve"> deberá</w:t>
-            </w:r>
-            <w:r>
-              <w:rPr>
-                <w:rFonts w:ascii="Calibri" w:hAnsi="Calibri" w:cs="Arial"/>
-                <w:i/>
-                <w:color w:val="548DD4"/>
-                <w:sz w:val="20"/>
-                <w:szCs w:val="20"/>
-                <w:lang w:eastAsia="es-CL"/>
-              </w:rPr>
-              <w:t>s</w:t>
-            </w:r>
-            <w:r>
-              <w:rPr>
-                <w:rFonts w:ascii="Calibri" w:hAnsi="Calibri" w:cs="Arial"/>
-                <w:i/>
-                <w:color w:val="548DD4"/>
-                <w:sz w:val="20"/>
-                <w:szCs w:val="20"/>
-                <w:lang w:eastAsia="es-CL"/>
-              </w:rPr>
-              <w:t xml:space="preserve"> </w:t>
-            </w:r>
-            <w:r>
-              <w:rPr>
-                <w:rFonts w:ascii="Calibri" w:hAnsi="Calibri" w:cs="Arial"/>
-                <w:i/>
-                <w:color w:val="548DD4"/>
-                <w:sz w:val="20"/>
-                <w:szCs w:val="20"/>
-                <w:lang w:eastAsia="es-CL"/>
-              </w:rPr>
-              <w:t xml:space="preserve">realizar un resumen de los avances que has realizado en tu proyecto APT. </w:t>
-            </w:r>
-            <w:r>
-              <w:rPr>
-                <w:rFonts w:ascii="Calibri" w:hAnsi="Calibri" w:cs="Arial"/>
-                <w:i/>
-                <w:color w:val="548DD4"/>
-                <w:sz w:val="20"/>
-                <w:szCs w:val="20"/>
-                <w:lang w:eastAsia="es-CL"/>
-              </w:rPr>
-              <w:t xml:space="preserve">Relata </w:t>
-            </w:r>
-            <w:r>
-              <w:rPr>
-                <w:rFonts w:ascii="Calibri" w:hAnsi="Calibri" w:cs="Arial"/>
-                <w:i/>
-                <w:color w:val="548DD4"/>
-                <w:sz w:val="20"/>
-                <w:szCs w:val="20"/>
-                <w:lang w:eastAsia="es-CL"/>
-              </w:rPr>
-              <w:t xml:space="preserve">brevemente </w:t>
-            </w:r>
-            <w:r>
-              <w:rPr>
-                <w:rFonts w:ascii="Calibri" w:hAnsi="Calibri" w:cs="Arial"/>
-                <w:i/>
-                <w:color w:val="548DD4"/>
-                <w:sz w:val="20"/>
-                <w:szCs w:val="20"/>
-                <w:lang w:eastAsia="es-CL"/>
-              </w:rPr>
-              <w:t xml:space="preserve">qué </w:t>
-            </w:r>
-            <w:r>
-              <w:rPr>
-                <w:rFonts w:ascii="Calibri" w:hAnsi="Calibri" w:cs="Arial"/>
-                <w:i/>
-                <w:color w:val="548DD4"/>
-                <w:sz w:val="20"/>
-                <w:szCs w:val="20"/>
-                <w:lang w:eastAsia="es-CL"/>
-              </w:rPr>
-              <w:t xml:space="preserve">actividades </w:t>
-            </w:r>
-            <w:r>
-              <w:rPr>
-                <w:rFonts w:ascii="Calibri" w:hAnsi="Calibri" w:cs="Arial"/>
-                <w:i/>
-                <w:color w:val="548DD4"/>
-                <w:sz w:val="20"/>
-                <w:szCs w:val="20"/>
-                <w:lang w:eastAsia="es-CL"/>
-              </w:rPr>
-              <w:t>del proyecto has llevado a cabo y qué objetivos específicos has cumplido hasta el minuto y de qué manera.</w:t>
-            </w:r>
-          </w:p>
-          <w:p>
-            <w:pPr>
-              <w:jc w:val="both"/>
-              <w:rPr>
-                <w:rFonts w:ascii="Calibri" w:hAnsi="Calibri" w:cs="Arial"/>
-                <w:i/>
-                <w:color w:val="548DD4"/>
-                <w:sz w:val="20"/>
-                <w:szCs w:val="20"/>
-                <w:lang w:eastAsia="es-CL"/>
-              </w:rPr>
-            </w:pPr>
-            <w:r>
-              <w:rPr>
-                <w:rFonts w:ascii="Calibri" w:hAnsi="Calibri" w:cs="Arial"/>
-                <w:i/>
-                <w:color w:val="548DD4"/>
-                <w:sz w:val="20"/>
-                <w:szCs w:val="20"/>
-                <w:lang w:eastAsia="es-CL"/>
-              </w:rPr>
-              <w:t>En caso que hayas realizado ajustes a los objetivos o metodología, debes incluir dichos apartados nuevamente en este informe, señalando cuáles son dichos ajustes.</w:t>
+              </w:rPr>
+              <w:t>Esta guía incorpora DAS 1.2, Diccionario de Datos 1.3 y Documento de Proceso de Negocio 1.2, revisados el 23/10/2026. Siguen pendientes materiales, ayuda IA/RAG, progreso por concepto, señales, tablero, gobierno integral y validaciones Azure/Sandbox. RF-010 requiere HU-010-E4 con ayuda real. No hay retroalimentación docente reciente.</w:t>
             </w:r>
           </w:p>
         </w:tc>
@@ -813,31 +732,36 @@
         <w:tc>
           <w:tcPr>
             <w:tcW w:w="7111" w:type="dxa"/>
-            <w:vAlign w:val="center"/>
-          </w:tcPr>
-          <w:p>
-            <w:pPr>
-              <w:jc w:val="both"/>
-              <w:rPr>
-                <w:rFonts w:ascii="Calibri" w:hAnsi="Calibri" w:cs="Arial"/>
-                <w:b/>
-                <w:i/>
-                <w:color w:val="548DD4"/>
+            <w:vAlign w:val="top"/>
+          </w:tcPr>
+          <w:p>
+            <w:pPr>
+              <w:jc w:val="left"/>
+              <w:spacing w:before="0" w:after="70" w:line="240" w:lineRule="auto"/>
+            </w:pPr>
+            <w:r>
+              <w:rPr>
+                <w:rFonts w:ascii="Calibri" w:hAnsi="Calibri"/>
+                <w:color w:val="1F3864"/>
                 <w:sz w:val="20"/>
                 <w:szCs w:val="20"/>
-                <w:lang w:eastAsia="es-CL"/>
-              </w:rPr>
-            </w:pPr>
-            <w:r>
-              <w:rPr>
-                <w:rFonts w:ascii="Calibri" w:hAnsi="Calibri" w:cs="Arial"/>
-                <w:i/>
-                <w:color w:val="548DD4"/>
+              </w:rPr>
+              <w:t xml:space="preserve">Se mantiene el objetivo general de desarrollar y validar un MVP web de tutoría para Programación I con evaluación determinista, feedback progresivo sustentado en material autorizado y seguimiento docente explicable. El alcance continúa centrado en JavaScript y en roles ADMIN, TEACHER y STUDENT; no se incorporan LMS completo, apoderados, pagos ni calificación de alto impacto.</w:t>
+            </w:r>
+          </w:p>
+          <w:p>
+            <w:pPr>
+              <w:jc w:val="left"/>
+              <w:spacing w:before="0" w:after="70" w:line="240" w:lineRule="auto"/>
+            </w:pPr>
+            <w:r>
+              <w:rPr>
+                <w:rFonts w:ascii="Calibri" w:hAnsi="Calibri"/>
+                <w:color w:val="1F3864"/>
                 <w:sz w:val="20"/>
                 <w:szCs w:val="20"/>
-                <w:lang w:eastAsia="es-CL"/>
-              </w:rPr>
-              <w:t>Opcional en caso de ajuste</w:t>
+              </w:rPr>
+              <w:t>El ajuste operativo se apoya en la práctica local ya comprobada y prioriza materiales, ayuda y seguimiento. SUBMIT guarda código, intento, resultado y eventos antes de confirmar; la ayuda futura debe conservarlos ante fallas de IA. Se mantienen las metas originales, la regresión de los nueve RF previos y la validación de cinco cierres nuevos, sin atribuir aceptación productiva.</w:t>
             </w:r>
           </w:p>
         </w:tc>
@@ -870,30 +794,51 @@
         <w:tc>
           <w:tcPr>
             <w:tcW w:w="7111" w:type="dxa"/>
-            <w:vAlign w:val="center"/>
-          </w:tcPr>
-          <w:p>
-            <w:pPr>
-              <w:jc w:val="both"/>
-              <w:rPr>
-                <w:rFonts w:ascii="Calibri" w:hAnsi="Calibri" w:cs="Arial"/>
-                <w:i/>
-                <w:color w:val="548DD4"/>
+            <w:vAlign w:val="top"/>
+          </w:tcPr>
+          <w:p>
+            <w:pPr>
+              <w:jc w:val="left"/>
+              <w:spacing w:before="0" w:after="70" w:line="240" w:lineRule="auto"/>
+            </w:pPr>
+            <w:r>
+              <w:rPr>
+                <w:rFonts w:ascii="Calibri" w:hAnsi="Calibri"/>
+                <w:color w:val="1F3864"/>
                 <w:sz w:val="20"/>
                 <w:szCs w:val="20"/>
-                <w:lang w:eastAsia="es-CL"/>
-              </w:rPr>
-            </w:pPr>
-            <w:r>
-              <w:rPr>
-                <w:rFonts w:ascii="Calibri" w:hAnsi="Calibri" w:cs="Arial"/>
-                <w:i/>
-                <w:color w:val="548DD4"/>
+              </w:rPr>
+              <w:t xml:space="preserve">Se conserva Scrum ligero con nueve sprints de dos semanas, 27 historias y 184 puntos. Los incrementos IMP no reemplazan los sprints CAPSTONE. Las minutas de Fase 1 conservan sus acuerdos históricos; las once de Fase 2, F2-01–F2-11 (08/09–16/10/2026), organizan el seguimiento propuesto, pendiente de revisión del equipo.</w:t>
+            </w:r>
+          </w:p>
+          <w:p>
+            <w:pPr>
+              <w:jc w:val="left"/>
+              <w:spacing w:before="0" w:after="70" w:line="240" w:lineRule="auto"/>
+            </w:pPr>
+            <w:r>
+              <w:rPr>
+                <w:rFonts w:ascii="Calibri" w:hAnsi="Calibri"/>
+                <w:color w:val="1F3864"/>
                 <w:sz w:val="20"/>
                 <w:szCs w:val="20"/>
-                <w:lang w:eastAsia="es-CL"/>
-              </w:rPr>
-              <w:t>Opcional en caso de ajuste</w:t>
+              </w:rPr>
+              <w:t xml:space="preserve">La construcción vincula RF, HU, CU y PT con contratos, migraciones y escenarios de éxito, rechazo y falla. Antes de declarar cierre se verifica API, RLS, versiones, recuperación, pruebas y recorrido de navegador. Las fallas se conservan: no se reducen umbrales ni se omiten muestras para obtener PASS. La Definition of Done mantiene revisión, documentación y aceptación como controles diferenciados.</w:t>
+            </w:r>
+          </w:p>
+          <w:p>
+            <w:pPr>
+              <w:jc w:val="left"/>
+              <w:spacing w:before="0" w:after="70" w:line="240" w:lineRule="auto"/>
+            </w:pPr>
+            <w:r>
+              <w:rPr>
+                <w:rFonts w:ascii="Calibri" w:hAnsi="Calibri"/>
+                <w:color w:val="1F3864"/>
+                <w:sz w:val="20"/>
+                <w:szCs w:val="20"/>
+              </w:rPr>
+              <w:t xml:space="preserve">Marcelo Núñez mantiene la responsabilidad prevista de producto, backend e integración; Benjamin Pérez, frontend y documentación; Abraham Retamal, datos, IA/RAG y calidad. El plan siguiente asigna responsables de seguimiento, no horas humanas ejecutadas. Sus duraciones provienen del roadmap original y requieren contrastarse con capacidad real.</w:t>
             </w:r>
           </w:p>
         </w:tc>
@@ -926,376 +871,51 @@
         <w:tc>
           <w:tcPr>
             <w:tcW w:w="7111" w:type="dxa"/>
-            <w:vAlign w:val="center"/>
-          </w:tcPr>
-          <w:p>
-            <w:pPr>
-              <w:jc w:val="both"/>
-              <w:rPr>
-                <w:rFonts w:ascii="Calibri" w:hAnsi="Calibri" w:cs="Arial"/>
-                <w:i/>
-                <w:color w:val="548DD4"/>
+            <w:vAlign w:val="top"/>
+          </w:tcPr>
+          <w:p>
+            <w:pPr>
+              <w:jc w:val="left"/>
+              <w:spacing w:before="0" w:after="70" w:line="240" w:lineRule="auto"/>
+            </w:pPr>
+            <w:r>
+              <w:rPr>
+                <w:rFonts w:ascii="Calibri" w:hAnsi="Calibri"/>
+                <w:color w:val="1F3864"/>
                 <w:sz w:val="20"/>
                 <w:szCs w:val="20"/>
-                <w:lang w:eastAsia="es-CL"/>
-              </w:rPr>
-            </w:pPr>
-            <w:r>
-              <w:rPr>
-                <w:rFonts w:ascii="Calibri" w:hAnsi="Calibri" w:cs="Arial"/>
-                <w:i/>
-                <w:color w:val="548DD4"/>
+              </w:rPr>
+              <w:t>Se seleccionan ERS, casos de uso y backlog para diseño y gestión; DAS 1.2, Diccionario de Datos 1.3 y Documento de Proceso de Negocio 1.2 para ingeniería, revisados el 23/10/2026. Contratos y migraciones sustentan la construcción; los informes fechados muestran pruebas del candidato y ambiente correspondientes.</w:t>
+            </w:r>
+          </w:p>
+          <w:p>
+            <w:pPr>
+              <w:jc w:val="left"/>
+              <w:spacing w:before="0" w:after="70" w:line="240" w:lineRule="auto"/>
+            </w:pPr>
+            <w:r>
+              <w:rPr>
+                <w:rFonts w:ascii="Calibri" w:hAnsi="Calibri"/>
+                <w:color w:val="1F3864"/>
                 <w:sz w:val="20"/>
                 <w:szCs w:val="20"/>
-                <w:lang w:eastAsia="es-CL"/>
-              </w:rPr>
-              <w:t>Describe la</w:t>
-            </w:r>
-            <w:r>
-              <w:rPr>
-                <w:rFonts w:ascii="Calibri" w:hAnsi="Calibri" w:cs="Arial"/>
-                <w:i/>
-                <w:color w:val="548DD4"/>
+              </w:rPr>
+              <w:t>docs/work/IMP-03-implementation.md y su trazabilidad sustentan 14/27 RF: nueve revalidados y cinco nuevos, con veinte escenarios nuevos. La evidencia registra 675 unitarias/contratos, 111 HTTP, 313 SQL, 78 Docker y 34 Cypress, además de 14 controles de CI. El corte IMP-02 del 28/09 permanece como antecedente histórico.</w:t>
+            </w:r>
+          </w:p>
+          <w:p>
+            <w:pPr>
+              <w:jc w:val="left"/>
+              <w:spacing w:before="0" w:after="70" w:line="240" w:lineRule="auto"/>
+            </w:pPr>
+            <w:r>
+              <w:rPr>
+                <w:rFonts w:ascii="Calibri" w:hAnsi="Calibri"/>
+                <w:color w:val="1F3864"/>
                 <w:sz w:val="20"/>
                 <w:szCs w:val="20"/>
-                <w:lang w:eastAsia="es-CL"/>
-              </w:rPr>
-              <w:t>(</w:t>
-            </w:r>
-            <w:r>
-              <w:rPr>
-                <w:rFonts w:ascii="Calibri" w:hAnsi="Calibri" w:cs="Arial"/>
-                <w:i/>
-                <w:color w:val="548DD4"/>
-                <w:sz w:val="20"/>
-                <w:szCs w:val="20"/>
-                <w:lang w:eastAsia="es-CL"/>
-              </w:rPr>
-              <w:t>s</w:t>
-            </w:r>
-            <w:r>
-              <w:rPr>
-                <w:rFonts w:ascii="Calibri" w:hAnsi="Calibri" w:cs="Arial"/>
-                <w:i/>
-                <w:color w:val="548DD4"/>
-                <w:sz w:val="20"/>
-                <w:szCs w:val="20"/>
-                <w:lang w:eastAsia="es-CL"/>
-              </w:rPr>
-              <w:t>)</w:t>
-            </w:r>
-            <w:r>
-              <w:rPr>
-                <w:rFonts w:ascii="Calibri" w:hAnsi="Calibri" w:cs="Arial"/>
-                <w:i/>
-                <w:color w:val="548DD4"/>
-                <w:sz w:val="20"/>
-                <w:szCs w:val="20"/>
-                <w:lang w:eastAsia="es-CL"/>
-              </w:rPr>
-              <w:t xml:space="preserve"> evidencia</w:t>
-            </w:r>
-            <w:r>
-              <w:rPr>
-                <w:rFonts w:ascii="Calibri" w:hAnsi="Calibri" w:cs="Arial"/>
-                <w:i/>
-                <w:color w:val="548DD4"/>
-                <w:sz w:val="20"/>
-                <w:szCs w:val="20"/>
-                <w:lang w:eastAsia="es-CL"/>
-              </w:rPr>
-              <w:t>(</w:t>
-            </w:r>
-            <w:r>
-              <w:rPr>
-                <w:rFonts w:ascii="Calibri" w:hAnsi="Calibri" w:cs="Arial"/>
-                <w:i/>
-                <w:color w:val="548DD4"/>
-                <w:sz w:val="20"/>
-                <w:szCs w:val="20"/>
-                <w:lang w:eastAsia="es-CL"/>
-              </w:rPr>
-              <w:t>s</w:t>
-            </w:r>
-            <w:r>
-              <w:rPr>
-                <w:rFonts w:ascii="Calibri" w:hAnsi="Calibri" w:cs="Arial"/>
-                <w:i/>
-                <w:color w:val="548DD4"/>
-                <w:sz w:val="20"/>
-                <w:szCs w:val="20"/>
-                <w:lang w:eastAsia="es-CL"/>
-              </w:rPr>
-              <w:t>)</w:t>
-            </w:r>
-            <w:r>
-              <w:rPr>
-                <w:rFonts w:ascii="Calibri" w:hAnsi="Calibri" w:cs="Arial"/>
-                <w:i/>
-                <w:color w:val="548DD4"/>
-                <w:sz w:val="20"/>
-                <w:szCs w:val="20"/>
-                <w:lang w:eastAsia="es-CL"/>
-              </w:rPr>
-              <w:t xml:space="preserve"> que </w:t>
-            </w:r>
-            <w:r>
-              <w:rPr>
-                <w:rFonts w:ascii="Calibri" w:hAnsi="Calibri" w:cs="Arial"/>
-                <w:i/>
-                <w:color w:val="548DD4"/>
-                <w:sz w:val="20"/>
-                <w:szCs w:val="20"/>
-                <w:lang w:eastAsia="es-CL"/>
-              </w:rPr>
-              <w:t xml:space="preserve">presentarás en este informe de avance y justifica </w:t>
-            </w:r>
-            <w:r>
-              <w:rPr>
-                <w:rFonts w:ascii="Calibri" w:hAnsi="Calibri" w:cs="Arial"/>
-                <w:i/>
-                <w:color w:val="548DD4"/>
-                <w:sz w:val="20"/>
-                <w:szCs w:val="20"/>
-                <w:lang w:eastAsia="es-CL"/>
-              </w:rPr>
-              <w:t xml:space="preserve">de qué manera </w:t>
-            </w:r>
-            <w:r>
-              <w:rPr>
-                <w:rFonts w:ascii="Calibri" w:hAnsi="Calibri" w:cs="Arial"/>
-                <w:i/>
-                <w:color w:val="548DD4"/>
-                <w:sz w:val="20"/>
-                <w:szCs w:val="20"/>
-                <w:lang w:eastAsia="es-CL"/>
-              </w:rPr>
-              <w:t>esta</w:t>
-            </w:r>
-            <w:r>
-              <w:rPr>
-                <w:rFonts w:ascii="Calibri" w:hAnsi="Calibri" w:cs="Arial"/>
-                <w:i/>
-                <w:color w:val="548DD4"/>
-                <w:sz w:val="20"/>
-                <w:szCs w:val="20"/>
-                <w:lang w:eastAsia="es-CL"/>
-              </w:rPr>
-              <w:t>(</w:t>
-            </w:r>
-            <w:r>
-              <w:rPr>
-                <w:rFonts w:ascii="Calibri" w:hAnsi="Calibri" w:cs="Arial"/>
-                <w:i/>
-                <w:color w:val="548DD4"/>
-                <w:sz w:val="20"/>
-                <w:szCs w:val="20"/>
-                <w:lang w:eastAsia="es-CL"/>
-              </w:rPr>
-              <w:t>s</w:t>
-            </w:r>
-            <w:r>
-              <w:rPr>
-                <w:rFonts w:ascii="Calibri" w:hAnsi="Calibri" w:cs="Arial"/>
-                <w:i/>
-                <w:color w:val="548DD4"/>
-                <w:sz w:val="20"/>
-                <w:szCs w:val="20"/>
-                <w:lang w:eastAsia="es-CL"/>
-              </w:rPr>
-              <w:t>)</w:t>
-            </w:r>
-            <w:r>
-              <w:rPr>
-                <w:rFonts w:ascii="Calibri" w:hAnsi="Calibri" w:cs="Arial"/>
-                <w:i/>
-                <w:color w:val="548DD4"/>
-                <w:sz w:val="20"/>
-                <w:szCs w:val="20"/>
-                <w:lang w:eastAsia="es-CL"/>
-              </w:rPr>
-              <w:t xml:space="preserve"> evidencia</w:t>
-            </w:r>
-            <w:r>
-              <w:rPr>
-                <w:rFonts w:ascii="Calibri" w:hAnsi="Calibri" w:cs="Arial"/>
-                <w:i/>
-                <w:color w:val="548DD4"/>
-                <w:sz w:val="20"/>
-                <w:szCs w:val="20"/>
-                <w:lang w:eastAsia="es-CL"/>
-              </w:rPr>
-              <w:t>(</w:t>
-            </w:r>
-            <w:r>
-              <w:rPr>
-                <w:rFonts w:ascii="Calibri" w:hAnsi="Calibri" w:cs="Arial"/>
-                <w:i/>
-                <w:color w:val="548DD4"/>
-                <w:sz w:val="20"/>
-                <w:szCs w:val="20"/>
-                <w:lang w:eastAsia="es-CL"/>
-              </w:rPr>
-              <w:t>s</w:t>
-            </w:r>
-            <w:r>
-              <w:rPr>
-                <w:rFonts w:ascii="Calibri" w:hAnsi="Calibri" w:cs="Arial"/>
-                <w:i/>
-                <w:color w:val="548DD4"/>
-                <w:sz w:val="20"/>
-                <w:szCs w:val="20"/>
-                <w:lang w:eastAsia="es-CL"/>
-              </w:rPr>
-              <w:t>)</w:t>
-            </w:r>
-            <w:r>
-              <w:rPr>
-                <w:rFonts w:ascii="Calibri" w:hAnsi="Calibri" w:cs="Arial"/>
-                <w:i/>
-                <w:color w:val="548DD4"/>
-                <w:sz w:val="20"/>
-                <w:szCs w:val="20"/>
-                <w:lang w:eastAsia="es-CL"/>
-              </w:rPr>
-              <w:t xml:space="preserve"> </w:t>
-            </w:r>
-            <w:r>
-              <w:rPr>
-                <w:rFonts w:ascii="Calibri" w:hAnsi="Calibri" w:cs="Arial"/>
-                <w:i/>
-                <w:color w:val="548DD4"/>
-                <w:sz w:val="20"/>
-                <w:szCs w:val="20"/>
-                <w:lang w:eastAsia="es-CL"/>
-              </w:rPr>
-              <w:t xml:space="preserve">permite(n) </w:t>
-            </w:r>
-            <w:r>
-              <w:rPr>
-                <w:rFonts w:ascii="Calibri" w:hAnsi="Calibri" w:cs="Arial"/>
-                <w:i/>
-                <w:color w:val="548DD4"/>
-                <w:sz w:val="20"/>
-                <w:szCs w:val="20"/>
-                <w:lang w:eastAsia="es-CL"/>
-              </w:rPr>
-              <w:t>da</w:t>
-            </w:r>
-            <w:r>
-              <w:rPr>
-                <w:rFonts w:ascii="Calibri" w:hAnsi="Calibri" w:cs="Arial"/>
-                <w:i/>
-                <w:color w:val="548DD4"/>
-                <w:sz w:val="20"/>
-                <w:szCs w:val="20"/>
-                <w:lang w:eastAsia="es-CL"/>
-              </w:rPr>
-              <w:t>r</w:t>
-            </w:r>
-            <w:r>
-              <w:rPr>
-                <w:rFonts w:ascii="Calibri" w:hAnsi="Calibri" w:cs="Arial"/>
-                <w:i/>
-                <w:color w:val="548DD4"/>
-                <w:sz w:val="20"/>
-                <w:szCs w:val="20"/>
-                <w:lang w:eastAsia="es-CL"/>
-              </w:rPr>
-              <w:t xml:space="preserve"> cuenta del </w:t>
-            </w:r>
-            <w:r>
-              <w:rPr>
-                <w:rFonts w:ascii="Calibri" w:hAnsi="Calibri" w:cs="Arial"/>
-                <w:i/>
-                <w:color w:val="548DD4"/>
-                <w:sz w:val="20"/>
-                <w:szCs w:val="20"/>
-                <w:lang w:eastAsia="es-CL"/>
-              </w:rPr>
-              <w:t>desarrollo</w:t>
-            </w:r>
-            <w:r>
-              <w:rPr>
-                <w:rFonts w:ascii="Calibri" w:hAnsi="Calibri" w:cs="Arial"/>
-                <w:i/>
-                <w:color w:val="548DD4"/>
-                <w:sz w:val="20"/>
-                <w:szCs w:val="20"/>
-                <w:lang w:eastAsia="es-CL"/>
-              </w:rPr>
-              <w:t xml:space="preserve"> </w:t>
-            </w:r>
-            <w:r>
-              <w:rPr>
-                <w:rFonts w:ascii="Calibri" w:hAnsi="Calibri" w:cs="Arial"/>
-                <w:i/>
-                <w:color w:val="548DD4"/>
-                <w:sz w:val="20"/>
-                <w:szCs w:val="20"/>
-                <w:lang w:eastAsia="es-CL"/>
-              </w:rPr>
-              <w:t>del proyecto.</w:t>
-            </w:r>
-          </w:p>
-          <w:p>
-            <w:pPr>
-              <w:jc w:val="both"/>
-              <w:rPr>
-                <w:rFonts w:ascii="Calibri" w:hAnsi="Calibri" w:cs="Arial"/>
-                <w:i/>
-                <w:color w:val="548DD4"/>
-                <w:sz w:val="20"/>
-                <w:szCs w:val="20"/>
-                <w:lang w:eastAsia="es-CL"/>
-              </w:rPr>
-            </w:pPr>
-            <w:r>
-              <w:rPr>
-                <w:rFonts w:ascii="Calibri" w:hAnsi="Calibri" w:cs="Arial"/>
-                <w:i/>
-                <w:color w:val="548DD4"/>
-                <w:sz w:val="20"/>
-                <w:szCs w:val="20"/>
-                <w:lang w:eastAsia="es-CL"/>
-              </w:rPr>
-              <w:t xml:space="preserve">En caso de ser pertinente </w:t>
-            </w:r>
-            <w:r>
-              <w:rPr>
-                <w:rFonts w:ascii="Calibri" w:hAnsi="Calibri" w:cs="Arial"/>
-                <w:i/>
-                <w:color w:val="548DD4"/>
-                <w:sz w:val="20"/>
-                <w:szCs w:val="20"/>
-                <w:lang w:eastAsia="es-CL"/>
-              </w:rPr>
-              <w:t>explica cómo resguardaste la calidad de tu Proyecto APT a partir de aspectos propios de tu disciplina (correcta aplicación de metodologías, actividades, herramientas, recursos propios, etc.).</w:t>
-            </w:r>
-          </w:p>
-          <w:p>
-            <w:pPr>
-              <w:jc w:val="both"/>
-              <w:rPr>
-                <w:rFonts w:ascii="Calibri" w:hAnsi="Calibri" w:cs="Arial"/>
-                <w:b/>
-                <w:i/>
-                <w:color w:val="548DD4"/>
-                <w:sz w:val="20"/>
-                <w:szCs w:val="20"/>
-                <w:lang w:eastAsia="es-CL"/>
-              </w:rPr>
-            </w:pPr>
-            <w:r>
-              <w:rPr>
-                <w:rFonts w:ascii="Calibri" w:hAnsi="Calibri" w:cs="Arial"/>
-                <w:i/>
-                <w:color w:val="548DD4"/>
-                <w:sz w:val="20"/>
-                <w:szCs w:val="20"/>
-                <w:lang w:eastAsia="es-CL"/>
-              </w:rPr>
-              <w:t>En este apartado adjuntar la(s) evidencia(s) seleccionada(s) para ser evaluada por el docente.</w:t>
+              </w:rPr>
+              <w:t>Fixtures ficticios, pruebas negativas de permisos, RLS, versiones inmutables, recuperación de envíos e historial propio resguardan el corte. RUN no crea intentos ni progreso; SUBMIT confirma sólo tras persistir. La proyección estudiantil protege HIDDEN. Materiales, ayuda y seguimiento completo siguen pendientes; la captura del anexo conserva su fecha histórica.</w:t>
             </w:r>
           </w:p>
         </w:tc>
@@ -1442,16 +1062,17 @@
       <w:tblGrid>
         <w:gridCol w:w="1328"/>
         <w:gridCol w:w="1077"/>
-        <w:gridCol w:w="1276"/>
-        <w:gridCol w:w="1276"/>
+        <w:gridCol w:w="1130"/>
+        <w:gridCol w:w="1100"/>
         <w:gridCol w:w="1275"/>
-        <w:gridCol w:w="1276"/>
-        <w:gridCol w:w="1418"/>
-        <w:gridCol w:w="850"/>
+        <w:gridCol w:w="1394"/>
+        <w:gridCol w:w="1272"/>
+        <w:gridCol w:w="1200"/>
       </w:tblGrid>
       <w:tr>
         <w:trPr>
           <w:trHeight w:val="415"/>
+          <w:tblHeader/>
         </w:trPr>
         <w:tc>
           <w:tcPr>
@@ -1482,6 +1103,7 @@
       <w:tr>
         <w:trPr>
           <w:trHeight w:val="711"/>
+          <w:tblHeader/>
         </w:trPr>
         <w:tc>
           <w:tcPr>
@@ -1549,7 +1171,7 @@
         </w:tc>
         <w:tc>
           <w:tcPr>
-            <w:tcW w:w="1276" w:type="dxa"/>
+            <w:tcW w:w="1130" w:type="dxa"/>
             <w:vAlign w:val="center"/>
           </w:tcPr>
           <w:p>
@@ -1573,7 +1195,7 @@
         </w:tc>
         <w:tc>
           <w:tcPr>
-            <w:tcW w:w="1276" w:type="dxa"/>
+            <w:tcW w:w="1100" w:type="dxa"/>
             <w:vAlign w:val="center"/>
           </w:tcPr>
           <w:p>
@@ -1630,7 +1252,7 @@
         </w:tc>
         <w:tc>
           <w:tcPr>
-            <w:tcW w:w="1276" w:type="dxa"/>
+            <w:tcW w:w="1394" w:type="dxa"/>
             <w:vAlign w:val="center"/>
           </w:tcPr>
           <w:p>
@@ -1654,7 +1276,7 @@
         </w:tc>
         <w:tc>
           <w:tcPr>
-            <w:tcW w:w="1418" w:type="dxa"/>
+            <w:tcW w:w="1272" w:type="dxa"/>
             <w:vAlign w:val="center"/>
           </w:tcPr>
           <w:p>
@@ -1678,7 +1300,7 @@
         </w:tc>
         <w:tc>
           <w:tcPr>
-            <w:tcW w:w="850" w:type="dxa"/>
+            <w:tcW w:w="1200" w:type="dxa"/>
             <w:vAlign w:val="center"/>
           </w:tcPr>
           <w:p>
@@ -1711,602 +1333,2117 @@
       </w:tr>
       <w:tr>
         <w:trPr>
-          <w:trHeight w:val="2410"/>
+          <w:cantSplit/>
         </w:trPr>
         <w:tc>
           <w:tcPr>
             <w:tcW w:w="1328" w:type="dxa"/>
-          </w:tcPr>
-          <w:p>
-            <w:pPr>
-              <w:jc w:val="both"/>
-              <w:rPr>
-                <w:b/>
-                <w:sz w:val="18"/>
-                <w:szCs w:val="24"/>
-              </w:rPr>
-            </w:pPr>
-            <w:r>
-              <w:rPr>
-                <w:rFonts w:ascii="Calibri" w:hAnsi="Calibri" w:cs="Arial"/>
-                <w:i/>
-                <w:color w:val="548DD4"/>
-                <w:sz w:val="18"/>
-                <w:szCs w:val="20"/>
-                <w:lang w:eastAsia="es-CL"/>
-              </w:rPr>
-              <w:t xml:space="preserve">Nombra las competencias o unidades de competencias </w:t>
-            </w:r>
-            <w:r>
-              <w:rPr>
-                <w:rFonts w:ascii="Calibri" w:hAnsi="Calibri" w:cs="Arial"/>
-                <w:i/>
-                <w:color w:val="548DD4"/>
-                <w:sz w:val="18"/>
-                <w:szCs w:val="20"/>
-                <w:lang w:eastAsia="es-CL"/>
-              </w:rPr>
-              <w:t xml:space="preserve">que se relacionan con las diferentes actividades </w:t>
-            </w:r>
-            <w:r>
-              <w:rPr>
-                <w:rFonts w:ascii="Calibri" w:hAnsi="Calibri" w:cs="Arial"/>
-                <w:i/>
-                <w:color w:val="548DD4"/>
-                <w:sz w:val="18"/>
-                <w:szCs w:val="20"/>
-                <w:lang w:eastAsia="es-CL"/>
-              </w:rPr>
-              <w:t>requeridas para el desarrollo de</w:t>
-            </w:r>
-            <w:r>
-              <w:rPr>
-                <w:rFonts w:ascii="Calibri" w:hAnsi="Calibri" w:cs="Arial"/>
-                <w:i/>
-                <w:color w:val="548DD4"/>
-                <w:sz w:val="18"/>
-                <w:szCs w:val="20"/>
-                <w:lang w:eastAsia="es-CL"/>
-              </w:rPr>
-              <w:t>l proyecto APT</w:t>
-            </w:r>
-            <w:r>
-              <w:rPr>
-                <w:rFonts w:ascii="Calibri" w:hAnsi="Calibri" w:cs="Arial"/>
-                <w:i/>
-                <w:color w:val="548DD4"/>
-                <w:sz w:val="18"/>
-                <w:szCs w:val="20"/>
-                <w:lang w:eastAsia="es-CL"/>
-              </w:rPr>
-              <w:t>.</w:t>
+            <w:vAlign w:val="top"/>
+          </w:tcPr>
+          <w:p>
+            <w:pPr>
+              <w:jc w:val="left"/>
+              <w:spacing w:before="0" w:after="70" w:line="240" w:lineRule="auto"/>
+            </w:pPr>
+            <w:r>
+              <w:rPr>
+                <w:rFonts w:ascii="Calibri" w:hAnsi="Calibri"/>
+                <w:color w:val="1F3864"/>
+                <w:sz w:val="18"/>
+                <w:szCs w:val="18"/>
+              </w:rPr>
+              <w:t xml:space="preserve">C2 y C5</w:t>
+              <w:br/>
+              <w:t xml:space="preserve">Gestión y comunicación</w:t>
             </w:r>
           </w:p>
         </w:tc>
         <w:tc>
           <w:tcPr>
             <w:tcW w:w="1077" w:type="dxa"/>
-          </w:tcPr>
-          <w:p>
-            <w:pPr>
-              <w:jc w:val="both"/>
-              <w:rPr>
-                <w:rFonts w:ascii="Calibri" w:hAnsi="Calibri" w:cs="Arial"/>
-                <w:i/>
-                <w:color w:val="548DD4"/>
-                <w:sz w:val="18"/>
-                <w:szCs w:val="20"/>
-                <w:lang w:eastAsia="es-CL"/>
-              </w:rPr>
-            </w:pPr>
-            <w:r>
-              <w:rPr>
-                <w:rFonts w:ascii="Calibri" w:hAnsi="Calibri" w:cs="Arial"/>
-                <w:i/>
-                <w:color w:val="548DD4"/>
-                <w:sz w:val="18"/>
-                <w:szCs w:val="20"/>
-                <w:lang w:eastAsia="es-CL"/>
-              </w:rPr>
-              <w:t>Nombra</w:t>
-            </w:r>
-            <w:r>
-              <w:rPr>
-                <w:rFonts w:ascii="Calibri" w:hAnsi="Calibri" w:cs="Arial"/>
-                <w:i/>
-                <w:color w:val="548DD4"/>
-                <w:sz w:val="18"/>
-                <w:szCs w:val="20"/>
-                <w:lang w:eastAsia="es-CL"/>
-              </w:rPr>
-              <w:t xml:space="preserve"> la</w:t>
-            </w:r>
-            <w:r>
-              <w:rPr>
-                <w:rFonts w:ascii="Calibri" w:hAnsi="Calibri" w:cs="Arial"/>
-                <w:i/>
-                <w:color w:val="548DD4"/>
-                <w:sz w:val="18"/>
-                <w:szCs w:val="20"/>
-                <w:lang w:eastAsia="es-CL"/>
-              </w:rPr>
-              <w:t>s</w:t>
-            </w:r>
-            <w:r>
-              <w:rPr>
-                <w:rFonts w:ascii="Calibri" w:hAnsi="Calibri" w:cs="Arial"/>
-                <w:i/>
-                <w:color w:val="548DD4"/>
-                <w:sz w:val="18"/>
-                <w:szCs w:val="20"/>
-                <w:lang w:eastAsia="es-CL"/>
-              </w:rPr>
-              <w:t xml:space="preserve"> </w:t>
-            </w:r>
-            <w:r>
-              <w:rPr>
-                <w:rFonts w:ascii="Calibri" w:hAnsi="Calibri" w:cs="Arial"/>
-                <w:i/>
-                <w:color w:val="548DD4"/>
-                <w:sz w:val="18"/>
-                <w:szCs w:val="20"/>
-                <w:lang w:eastAsia="es-CL"/>
-              </w:rPr>
-              <w:t xml:space="preserve">actividades que se necesitan para desarrollar el proyecto APT. </w:t>
-            </w:r>
-          </w:p>
-        </w:tc>
-        <w:tc>
-          <w:tcPr>
-            <w:tcW w:w="1276" w:type="dxa"/>
-          </w:tcPr>
-          <w:p>
-            <w:pPr>
-              <w:jc w:val="both"/>
-              <w:rPr>
-                <w:b/>
-                <w:sz w:val="18"/>
-                <w:szCs w:val="24"/>
-              </w:rPr>
-            </w:pPr>
-            <w:r>
-              <w:rPr>
-                <w:rFonts w:ascii="Calibri" w:hAnsi="Calibri" w:cs="Arial"/>
-                <w:i/>
-                <w:color w:val="548DD4"/>
-                <w:sz w:val="18"/>
-                <w:szCs w:val="20"/>
-                <w:lang w:eastAsia="es-CL"/>
-              </w:rPr>
-              <w:t>Nombra los recursos necesarios para llevar a cabo las actividades</w:t>
-            </w:r>
-            <w:r>
-              <w:rPr>
-                <w:rFonts w:ascii="Calibri" w:hAnsi="Calibri" w:cs="Arial"/>
-                <w:i/>
-                <w:color w:val="548DD4"/>
-                <w:sz w:val="18"/>
-                <w:szCs w:val="20"/>
-                <w:lang w:eastAsia="es-CL"/>
-              </w:rPr>
-              <w:t xml:space="preserve"> </w:t>
-            </w:r>
-            <w:r>
-              <w:rPr>
-                <w:rFonts w:ascii="Calibri" w:hAnsi="Calibri" w:cs="Arial"/>
-                <w:i/>
-                <w:color w:val="548DD4"/>
-                <w:sz w:val="18"/>
-                <w:szCs w:val="20"/>
-                <w:lang w:eastAsia="es-CL"/>
-              </w:rPr>
-              <w:t>definidas.</w:t>
-            </w:r>
-          </w:p>
-        </w:tc>
-        <w:tc>
-          <w:tcPr>
-            <w:tcW w:w="1276" w:type="dxa"/>
-          </w:tcPr>
-          <w:p>
-            <w:pPr>
-              <w:jc w:val="both"/>
-              <w:rPr>
-                <w:b/>
-                <w:sz w:val="18"/>
-                <w:szCs w:val="24"/>
-              </w:rPr>
-            </w:pPr>
-            <w:r>
-              <w:rPr>
-                <w:rFonts w:ascii="Calibri" w:hAnsi="Calibri" w:cs="Arial"/>
-                <w:i/>
-                <w:color w:val="548DD4"/>
-                <w:sz w:val="18"/>
-                <w:szCs w:val="20"/>
-                <w:lang w:eastAsia="es-CL"/>
-              </w:rPr>
-              <w:t xml:space="preserve">Señala </w:t>
-            </w:r>
-            <w:r>
-              <w:rPr>
-                <w:rFonts w:ascii="Calibri" w:hAnsi="Calibri" w:cs="Arial"/>
-                <w:i/>
-                <w:color w:val="548DD4"/>
-                <w:sz w:val="18"/>
-                <w:szCs w:val="20"/>
-                <w:lang w:eastAsia="es-CL"/>
-              </w:rPr>
-              <w:t>la duración de</w:t>
-            </w:r>
-            <w:r>
-              <w:rPr>
-                <w:rFonts w:ascii="Calibri" w:hAnsi="Calibri" w:cs="Arial"/>
-                <w:i/>
-                <w:color w:val="548DD4"/>
-                <w:sz w:val="18"/>
-                <w:szCs w:val="20"/>
-                <w:lang w:eastAsia="es-CL"/>
-              </w:rPr>
-              <w:t xml:space="preserve"> cada </w:t>
-            </w:r>
-            <w:r>
-              <w:rPr>
-                <w:rFonts w:ascii="Calibri" w:hAnsi="Calibri" w:cs="Arial"/>
-                <w:i/>
-                <w:color w:val="548DD4"/>
-                <w:sz w:val="18"/>
-                <w:szCs w:val="20"/>
-                <w:lang w:eastAsia="es-CL"/>
-              </w:rPr>
-              <w:t>actividad</w:t>
-            </w:r>
-            <w:r>
-              <w:rPr>
-                <w:rFonts w:ascii="Calibri" w:hAnsi="Calibri" w:cs="Arial"/>
-                <w:i/>
-                <w:color w:val="548DD4"/>
-                <w:sz w:val="18"/>
-                <w:szCs w:val="20"/>
-                <w:lang w:eastAsia="es-CL"/>
-              </w:rPr>
-              <w:t xml:space="preserve">. </w:t>
+            <w:vAlign w:val="top"/>
+          </w:tcPr>
+          <w:p>
+            <w:pPr>
+              <w:jc w:val="left"/>
+              <w:spacing w:before="0" w:after="70" w:line="240" w:lineRule="auto"/>
+            </w:pPr>
+            <w:r>
+              <w:rPr>
+                <w:rFonts w:ascii="Calibri" w:hAnsi="Calibri"/>
+                <w:color w:val="1F3864"/>
+                <w:sz w:val="18"/>
+                <w:szCs w:val="18"/>
+              </w:rPr>
+              <w:t xml:space="preserve">Definir problema, alcance, ERS y backlog</w:t>
+            </w:r>
+          </w:p>
+        </w:tc>
+        <w:tc>
+          <w:tcPr>
+            <w:tcW w:w="1130" w:type="dxa"/>
+            <w:vAlign w:val="top"/>
+          </w:tcPr>
+          <w:p>
+            <w:pPr>
+              <w:jc w:val="left"/>
+              <w:spacing w:before="0" w:after="70" w:line="240" w:lineRule="auto"/>
+            </w:pPr>
+            <w:r>
+              <w:rPr>
+                <w:rFonts w:ascii="Calibri" w:hAnsi="Calibri"/>
+                <w:color w:val="1F3864"/>
+                <w:sz w:val="18"/>
+                <w:szCs w:val="18"/>
+              </w:rPr>
+              <w:t xml:space="preserve">ERS, casos de uso, minutas y Git</w:t>
+            </w:r>
+          </w:p>
+        </w:tc>
+        <w:tc>
+          <w:tcPr>
+            <w:tcW w:w="1100" w:type="dxa"/>
+            <w:vAlign w:val="top"/>
+          </w:tcPr>
+          <w:p>
+            <w:pPr>
+              <w:jc w:val="left"/>
+              <w:spacing w:before="0" w:after="70" w:line="240" w:lineRule="auto"/>
+            </w:pPr>
+            <w:r>
+              <w:rPr>
+                <w:rFonts w:ascii="Calibri" w:hAnsi="Calibri"/>
+                <w:color w:val="1F3864"/>
+                <w:sz w:val="18"/>
+                <w:szCs w:val="18"/>
+              </w:rPr>
+              <w:t xml:space="preserve">S0–S1</w:t>
+              <w:br/>
+              <w:t xml:space="preserve">4 semanas planificadas</w:t>
             </w:r>
           </w:p>
         </w:tc>
         <w:tc>
           <w:tcPr>
             <w:tcW w:w="1275" w:type="dxa"/>
-          </w:tcPr>
-          <w:p>
-            <w:pPr>
-              <w:jc w:val="both"/>
-              <w:rPr>
-                <w:rFonts w:ascii="Calibri" w:hAnsi="Calibri" w:cs="Arial"/>
-                <w:i/>
-                <w:color w:val="548DD4"/>
-                <w:sz w:val="18"/>
-                <w:szCs w:val="20"/>
-                <w:lang w:eastAsia="es-CL"/>
-              </w:rPr>
-            </w:pPr>
-            <w:r>
-              <w:rPr>
-                <w:rFonts w:ascii="Calibri" w:hAnsi="Calibri" w:cs="Arial"/>
-                <w:i/>
-                <w:color w:val="548DD4"/>
-                <w:sz w:val="18"/>
-                <w:szCs w:val="20"/>
-                <w:lang w:eastAsia="es-CL"/>
-              </w:rPr>
-              <w:t xml:space="preserve">Escribe el </w:t>
-            </w:r>
-            <w:r>
-              <w:rPr>
-                <w:rFonts w:ascii="Calibri" w:hAnsi="Calibri" w:cs="Arial"/>
-                <w:i/>
-                <w:color w:val="548DD4"/>
-                <w:sz w:val="18"/>
-                <w:szCs w:val="20"/>
-                <w:lang w:eastAsia="es-CL"/>
-              </w:rPr>
-              <w:t xml:space="preserve">nombre del integrante del equipo responsable de </w:t>
-            </w:r>
-            <w:r>
-              <w:rPr>
-                <w:rFonts w:ascii="Calibri" w:hAnsi="Calibri" w:cs="Arial"/>
-                <w:i/>
-                <w:color w:val="548DD4"/>
-                <w:sz w:val="18"/>
-                <w:szCs w:val="20"/>
-                <w:lang w:eastAsia="es-CL"/>
-              </w:rPr>
-              <w:t xml:space="preserve">cada </w:t>
-            </w:r>
-            <w:r>
-              <w:rPr>
-                <w:rFonts w:ascii="Calibri" w:hAnsi="Calibri" w:cs="Arial"/>
-                <w:i/>
-                <w:color w:val="548DD4"/>
-                <w:sz w:val="18"/>
-                <w:szCs w:val="20"/>
-                <w:lang w:eastAsia="es-CL"/>
-              </w:rPr>
-              <w:t>actividad.</w:t>
-            </w:r>
-          </w:p>
-        </w:tc>
-        <w:tc>
-          <w:tcPr>
-            <w:tcW w:w="1276" w:type="dxa"/>
-          </w:tcPr>
-          <w:p>
-            <w:pPr>
-              <w:jc w:val="both"/>
-              <w:rPr>
-                <w:rFonts w:ascii="Calibri" w:hAnsi="Calibri" w:cs="Arial"/>
-                <w:i/>
-                <w:color w:val="548DD4"/>
-                <w:sz w:val="18"/>
-                <w:szCs w:val="20"/>
-                <w:lang w:eastAsia="es-CL"/>
-              </w:rPr>
-            </w:pPr>
-            <w:r>
-              <w:rPr>
-                <w:rFonts w:ascii="Calibri" w:hAnsi="Calibri" w:cs="Arial"/>
-                <w:i/>
-                <w:color w:val="548DD4"/>
-                <w:sz w:val="18"/>
-                <w:szCs w:val="20"/>
-                <w:lang w:eastAsia="es-CL"/>
-              </w:rPr>
-              <w:t xml:space="preserve">Señala </w:t>
-            </w:r>
-            <w:r>
-              <w:rPr>
-                <w:rFonts w:ascii="Calibri" w:hAnsi="Calibri" w:cs="Arial"/>
-                <w:i/>
-                <w:color w:val="548DD4"/>
-                <w:sz w:val="18"/>
-                <w:szCs w:val="20"/>
-                <w:lang w:eastAsia="es-CL"/>
-              </w:rPr>
-              <w:t>las dific</w:t>
-            </w:r>
-            <w:r>
-              <w:rPr>
-                <w:rFonts w:ascii="Calibri" w:hAnsi="Calibri" w:cs="Arial"/>
-                <w:i/>
-                <w:color w:val="548DD4"/>
-                <w:sz w:val="18"/>
-                <w:szCs w:val="20"/>
-                <w:lang w:eastAsia="es-CL"/>
-              </w:rPr>
-              <w:t>ult</w:t>
-            </w:r>
-            <w:r>
-              <w:rPr>
-                <w:rFonts w:ascii="Calibri" w:hAnsi="Calibri" w:cs="Arial"/>
-                <w:i/>
-                <w:color w:val="548DD4"/>
-                <w:sz w:val="18"/>
-                <w:szCs w:val="20"/>
-                <w:lang w:eastAsia="es-CL"/>
-              </w:rPr>
-              <w:t>ades o facilitadores que se podrían presentar durante la ejecución de cada una de las actividades propuestas.</w:t>
-            </w:r>
-          </w:p>
-        </w:tc>
-        <w:tc>
-          <w:tcPr>
-            <w:tcW w:w="1418" w:type="dxa"/>
-          </w:tcPr>
-          <w:p>
-            <w:pPr>
-              <w:jc w:val="both"/>
-              <w:rPr>
-                <w:rFonts w:ascii="Calibri" w:hAnsi="Calibri" w:cs="Arial"/>
-                <w:i/>
-                <w:color w:val="548DD4"/>
-                <w:sz w:val="18"/>
-                <w:szCs w:val="20"/>
-                <w:lang w:eastAsia="es-CL"/>
-              </w:rPr>
-            </w:pPr>
-            <w:r>
-              <w:rPr>
-                <w:rFonts w:ascii="Calibri" w:hAnsi="Calibri" w:cs="Arial"/>
-                <w:i/>
-                <w:color w:val="548DD4"/>
-                <w:sz w:val="18"/>
-                <w:szCs w:val="20"/>
-                <w:lang w:eastAsia="es-CL"/>
-              </w:rPr>
-              <w:t>D</w:t>
-            </w:r>
-            <w:r>
-              <w:rPr>
-                <w:rFonts w:ascii="Calibri" w:hAnsi="Calibri" w:cs="Arial"/>
-                <w:i/>
-                <w:color w:val="548DD4"/>
-                <w:sz w:val="18"/>
-                <w:szCs w:val="20"/>
-                <w:lang w:eastAsia="es-CL"/>
-              </w:rPr>
-              <w:t>escribe</w:t>
-            </w:r>
-            <w:r>
-              <w:rPr>
-                <w:rFonts w:ascii="Calibri" w:hAnsi="Calibri" w:cs="Arial"/>
-                <w:i/>
-                <w:color w:val="548DD4"/>
-                <w:sz w:val="18"/>
-                <w:szCs w:val="20"/>
-                <w:lang w:eastAsia="es-CL"/>
-              </w:rPr>
-              <w:t xml:space="preserve"> el estado de avance </w:t>
-            </w:r>
-            <w:r>
-              <w:rPr>
-                <w:rFonts w:ascii="Calibri" w:hAnsi="Calibri" w:cs="Arial"/>
-                <w:i/>
-                <w:color w:val="548DD4"/>
-                <w:sz w:val="18"/>
-                <w:szCs w:val="20"/>
-                <w:lang w:eastAsia="es-CL"/>
-              </w:rPr>
-              <w:t>de cada actividad.</w:t>
-            </w:r>
-          </w:p>
-          <w:p>
-            <w:pPr>
-              <w:jc w:val="both"/>
-              <w:rPr>
-                <w:rFonts w:ascii="Calibri" w:hAnsi="Calibri" w:cs="Arial"/>
-                <w:i/>
-                <w:color w:val="C00000"/>
-                <w:sz w:val="16"/>
-                <w:szCs w:val="20"/>
-                <w:lang w:eastAsia="es-CL"/>
-              </w:rPr>
-            </w:pPr>
-          </w:p>
-          <w:p>
-            <w:pPr>
-              <w:jc w:val="both"/>
-              <w:rPr>
-                <w:rFonts w:ascii="Calibri" w:hAnsi="Calibri" w:cs="Arial"/>
-                <w:i/>
-                <w:color w:val="548DD4"/>
-                <w:sz w:val="18"/>
-                <w:szCs w:val="20"/>
-                <w:lang w:eastAsia="es-CL"/>
-              </w:rPr>
-            </w:pPr>
-            <w:r>
-              <w:rPr>
-                <w:rFonts w:ascii="Calibri" w:hAnsi="Calibri" w:cs="Arial"/>
-                <w:i/>
-                <w:color w:val="548DD4"/>
-                <w:sz w:val="18"/>
-                <w:szCs w:val="20"/>
-                <w:lang w:eastAsia="es-CL"/>
-              </w:rPr>
-              <w:t xml:space="preserve">Tipos de estado: </w:t>
-            </w:r>
-          </w:p>
-          <w:p>
-            <w:pPr>
-              <w:jc w:val="both"/>
-              <w:rPr>
-                <w:rFonts w:ascii="Calibri" w:hAnsi="Calibri" w:cs="Arial"/>
-                <w:i/>
-                <w:color w:val="C00000"/>
-                <w:sz w:val="16"/>
-                <w:szCs w:val="20"/>
-                <w:lang w:eastAsia="es-CL"/>
-              </w:rPr>
-            </w:pPr>
-            <w:r>
-              <w:rPr>
-                <w:rFonts w:ascii="Calibri" w:hAnsi="Calibri" w:cs="Arial"/>
-                <w:i/>
-                <w:color w:val="548DD4"/>
-                <w:sz w:val="18"/>
-                <w:szCs w:val="20"/>
-                <w:lang w:eastAsia="es-CL"/>
-              </w:rPr>
-              <w:t>En curso/ Con retraso/ No iniciado/ Completado/ Ajustada</w:t>
-            </w:r>
-            <w:r>
-              <w:rPr>
-                <w:rFonts w:ascii="Calibri" w:hAnsi="Calibri" w:cs="Arial"/>
-                <w:i/>
-                <w:color w:val="C00000"/>
-                <w:sz w:val="16"/>
-                <w:szCs w:val="20"/>
-                <w:lang w:eastAsia="es-CL"/>
-              </w:rPr>
-              <w:t xml:space="preserve"> </w:t>
-            </w:r>
-          </w:p>
-        </w:tc>
-        <w:tc>
-          <w:tcPr>
-            <w:tcW w:w="850" w:type="dxa"/>
-          </w:tcPr>
-          <w:p>
-            <w:pPr>
-              <w:jc w:val="both"/>
-              <w:rPr>
-                <w:rFonts w:ascii="Calibri" w:hAnsi="Calibri" w:cs="Arial"/>
-                <w:i/>
-                <w:color w:val="548DD4"/>
-                <w:sz w:val="18"/>
-                <w:szCs w:val="20"/>
-                <w:lang w:eastAsia="es-CL"/>
-              </w:rPr>
-            </w:pPr>
-            <w:r>
-              <w:rPr>
-                <w:rFonts w:ascii="Calibri" w:hAnsi="Calibri" w:cs="Arial"/>
-                <w:i/>
-                <w:color w:val="548DD4"/>
-                <w:sz w:val="18"/>
-                <w:szCs w:val="20"/>
-                <w:lang w:eastAsia="es-CL"/>
-              </w:rPr>
-              <w:t>S</w:t>
-            </w:r>
-            <w:r>
-              <w:rPr>
-                <w:rFonts w:ascii="Calibri" w:hAnsi="Calibri" w:cs="Arial"/>
-                <w:i/>
-                <w:color w:val="548DD4"/>
-                <w:sz w:val="18"/>
-                <w:szCs w:val="20"/>
-                <w:lang w:eastAsia="es-CL"/>
-              </w:rPr>
-              <w:t>e</w:t>
-            </w:r>
-            <w:r>
-              <w:rPr>
-                <w:rFonts w:ascii="Calibri" w:hAnsi="Calibri" w:cs="Arial"/>
-                <w:i/>
-                <w:color w:val="548DD4"/>
-                <w:sz w:val="18"/>
-                <w:szCs w:val="20"/>
-                <w:lang w:eastAsia="es-CL"/>
-              </w:rPr>
-              <w:t xml:space="preserve">ñala los ajustes o reformulaciones </w:t>
-            </w:r>
-            <w:r>
-              <w:rPr>
-                <w:rFonts w:ascii="Calibri" w:hAnsi="Calibri" w:cs="Arial"/>
-                <w:i/>
-                <w:color w:val="548DD4"/>
-                <w:sz w:val="18"/>
-                <w:szCs w:val="20"/>
-                <w:lang w:eastAsia="es-CL"/>
-              </w:rPr>
-              <w:t>que has realiza</w:t>
-            </w:r>
-            <w:r>
-              <w:rPr>
-                <w:rFonts w:ascii="Calibri" w:hAnsi="Calibri" w:cs="Arial"/>
-                <w:i/>
-                <w:color w:val="548DD4"/>
-                <w:sz w:val="18"/>
-                <w:szCs w:val="20"/>
-                <w:lang w:eastAsia="es-CL"/>
-              </w:rPr>
-              <w:t xml:space="preserve">do. </w:t>
+            <w:vAlign w:val="top"/>
+          </w:tcPr>
+          <w:p>
+            <w:pPr>
+              <w:jc w:val="left"/>
+              <w:spacing w:before="0" w:after="70" w:line="240" w:lineRule="auto"/>
+            </w:pPr>
+            <w:r>
+              <w:rPr>
+                <w:rFonts w:ascii="Calibri" w:hAnsi="Calibri"/>
+                <w:color w:val="1F3864"/>
+                <w:sz w:val="18"/>
+                <w:szCs w:val="18"/>
+              </w:rPr>
+              <w:t xml:space="preserve">Equipo; Marcelo coordina</w:t>
+            </w:r>
+          </w:p>
+        </w:tc>
+        <w:tc>
+          <w:tcPr>
+            <w:tcW w:w="1394" w:type="dxa"/>
+            <w:vAlign w:val="top"/>
+          </w:tcPr>
+          <w:p>
+            <w:pPr>
+              <w:jc w:val="left"/>
+              <w:spacing w:before="0" w:after="70" w:line="240" w:lineRule="auto"/>
+            </w:pPr>
+            <w:r>
+              <w:rPr>
+                <w:rFonts w:ascii="Calibri" w:hAnsi="Calibri"/>
+                <w:color w:val="1F3864"/>
+                <w:sz w:val="18"/>
+                <w:szCs w:val="18"/>
+              </w:rPr>
+              <w:t xml:space="preserve">Línea base y revisión cruzada facilitan el orden</w:t>
+            </w:r>
+          </w:p>
+        </w:tc>
+        <w:tc>
+          <w:tcPr>
+            <w:tcW w:w="1272" w:type="dxa"/>
+            <w:vAlign w:val="top"/>
+          </w:tcPr>
+          <w:p>
+            <w:pPr>
+              <w:jc w:val="left"/>
+              <w:spacing w:before="0" w:after="70" w:line="240" w:lineRule="auto"/>
+            </w:pPr>
+            <w:r>
+              <w:rPr>
+                <w:rFonts w:ascii="Calibri" w:hAnsi="Calibri"/>
+                <w:color w:val="1F3864"/>
+                <w:sz w:val="18"/>
+                <w:szCs w:val="18"/>
+              </w:rPr>
+              <w:t>Completado documental</w:t>
+              <w:br/>
+              <w:t>Revisión 23/10</w:t>
+            </w:r>
+          </w:p>
+        </w:tc>
+        <w:tc>
+          <w:tcPr>
+            <w:tcW w:w="1200" w:type="dxa"/>
+            <w:vAlign w:val="top"/>
+          </w:tcPr>
+          <w:p>
+            <w:pPr>
+              <w:jc w:val="left"/>
+              <w:spacing w:before="0" w:after="70" w:line="240" w:lineRule="auto"/>
+            </w:pPr>
+            <w:r>
+              <w:rPr>
+                <w:rFonts w:ascii="Calibri" w:hAnsi="Calibri"/>
+                <w:color w:val="1F3864"/>
+                <w:sz w:val="18"/>
+                <w:szCs w:val="18"/>
+              </w:rPr>
+              <w:t xml:space="preserve">Mantener trazabilidad y decisiones</w:t>
+            </w:r>
+          </w:p>
+        </w:tc>
+      </w:tr>
+      <w:tr>
+        <w:trPr>
+          <w:cantSplit/>
+        </w:trPr>
+        <w:tc>
+          <w:tcPr>
+            <w:tcW w:w="1328" w:type="dxa"/>
+            <w:vAlign w:val="top"/>
+          </w:tcPr>
+          <w:p>
+            <w:pPr>
+              <w:jc w:val="left"/>
+              <w:spacing w:before="0" w:after="70" w:line="240" w:lineRule="auto"/>
+            </w:pPr>
+            <w:r>
+              <w:rPr>
+                <w:rFonts w:ascii="Calibri" w:hAnsi="Calibri"/>
+                <w:color w:val="1F3864"/>
+                <w:sz w:val="18"/>
+                <w:szCs w:val="18"/>
+              </w:rPr>
+              <w:t xml:space="preserve">C3 y C4</w:t>
+              <w:br/>
+              <w:t xml:space="preserve">Datos y software</w:t>
+            </w:r>
+          </w:p>
+        </w:tc>
+        <w:tc>
+          <w:tcPr>
+            <w:tcW w:w="1077" w:type="dxa"/>
+            <w:vAlign w:val="top"/>
+          </w:tcPr>
+          <w:p>
+            <w:pPr>
+              <w:jc w:val="left"/>
+              <w:spacing w:before="0" w:after="70" w:line="240" w:lineRule="auto"/>
+            </w:pPr>
+            <w:r>
+              <w:rPr>
+                <w:rFonts w:ascii="Calibri" w:hAnsi="Calibri"/>
+                <w:color w:val="1F3864"/>
+                <w:sz w:val="18"/>
+                <w:szCs w:val="18"/>
+              </w:rPr>
+              <w:t xml:space="preserve">Preparar fundación, identidad y roles</w:t>
+            </w:r>
+          </w:p>
+        </w:tc>
+        <w:tc>
+          <w:tcPr>
+            <w:tcW w:w="1130" w:type="dxa"/>
+            <w:vAlign w:val="top"/>
+          </w:tcPr>
+          <w:p>
+            <w:pPr>
+              <w:jc w:val="left"/>
+              <w:spacing w:before="0" w:after="70" w:line="240" w:lineRule="auto"/>
+            </w:pPr>
+            <w:r>
+              <w:rPr>
+                <w:rFonts w:ascii="Calibri" w:hAnsi="Calibri"/>
+                <w:color w:val="1F3864"/>
+                <w:sz w:val="18"/>
+                <w:szCs w:val="18"/>
+              </w:rPr>
+              <w:t xml:space="preserve">Next.js, NestJS, Auth, RLS y Docker</w:t>
+            </w:r>
+          </w:p>
+        </w:tc>
+        <w:tc>
+          <w:tcPr>
+            <w:tcW w:w="1100" w:type="dxa"/>
+            <w:vAlign w:val="top"/>
+          </w:tcPr>
+          <w:p>
+            <w:pPr>
+              <w:jc w:val="left"/>
+              <w:spacing w:before="0" w:after="70" w:line="240" w:lineRule="auto"/>
+            </w:pPr>
+            <w:r>
+              <w:rPr>
+                <w:rFonts w:ascii="Calibri" w:hAnsi="Calibri"/>
+                <w:color w:val="1F3864"/>
+                <w:sz w:val="18"/>
+                <w:szCs w:val="18"/>
+              </w:rPr>
+              <w:t xml:space="preserve">S2</w:t>
+              <w:br/>
+              <w:t xml:space="preserve">2 semanas del plan</w:t>
+            </w:r>
+          </w:p>
+        </w:tc>
+        <w:tc>
+          <w:tcPr>
+            <w:tcW w:w="1275" w:type="dxa"/>
+            <w:vAlign w:val="top"/>
+          </w:tcPr>
+          <w:p>
+            <w:pPr>
+              <w:jc w:val="left"/>
+              <w:spacing w:before="0" w:after="70" w:line="240" w:lineRule="auto"/>
+            </w:pPr>
+            <w:r>
+              <w:rPr>
+                <w:rFonts w:ascii="Calibri" w:hAnsi="Calibri"/>
+                <w:color w:val="1F3864"/>
+                <w:sz w:val="18"/>
+                <w:szCs w:val="18"/>
+              </w:rPr>
+              <w:t xml:space="preserve">Marcelo y Abraham; Benjamin UI</w:t>
+            </w:r>
+          </w:p>
+        </w:tc>
+        <w:tc>
+          <w:tcPr>
+            <w:tcW w:w="1394" w:type="dxa"/>
+            <w:vAlign w:val="top"/>
+          </w:tcPr>
+          <w:p>
+            <w:pPr>
+              <w:jc w:val="left"/>
+              <w:spacing w:before="0" w:after="70" w:line="240" w:lineRule="auto"/>
+            </w:pPr>
+            <w:r>
+              <w:rPr>
+                <w:rFonts w:ascii="Calibri" w:hAnsi="Calibri"/>
+                <w:color w:val="1F3864"/>
+                <w:sz w:val="18"/>
+                <w:szCs w:val="18"/>
+              </w:rPr>
+              <w:t xml:space="preserve">Permisos institucionales requieren pruebas negativas</w:t>
+            </w:r>
+          </w:p>
+        </w:tc>
+        <w:tc>
+          <w:tcPr>
+            <w:tcW w:w="1272" w:type="dxa"/>
+            <w:vAlign w:val="top"/>
+          </w:tcPr>
+          <w:p>
+            <w:pPr>
+              <w:jc w:val="left"/>
+              <w:spacing w:before="0" w:after="70" w:line="240" w:lineRule="auto"/>
+            </w:pPr>
+            <w:r>
+              <w:rPr>
+                <w:rFonts w:ascii="Calibri" w:hAnsi="Calibri"/>
+                <w:color w:val="1F3864"/>
+                <w:sz w:val="18"/>
+                <w:szCs w:val="18"/>
+              </w:rPr>
+              <w:t xml:space="preserve">Completado local</w:t>
+              <w:br/>
+              <w:t xml:space="preserve">Base disponible</w:t>
+            </w:r>
+          </w:p>
+        </w:tc>
+        <w:tc>
+          <w:tcPr>
+            <w:tcW w:w="1200" w:type="dxa"/>
+            <w:vAlign w:val="top"/>
+          </w:tcPr>
+          <w:p>
+            <w:pPr>
+              <w:jc w:val="left"/>
+              <w:spacing w:before="0" w:after="70" w:line="240" w:lineRule="auto"/>
+            </w:pPr>
+            <w:r>
+              <w:rPr>
+                <w:rFonts w:ascii="Calibri" w:hAnsi="Calibri"/>
+                <w:color w:val="1F3864"/>
+                <w:sz w:val="18"/>
+                <w:szCs w:val="18"/>
+              </w:rPr>
+              <w:t xml:space="preserve">Separar ámbito y rol vigente</w:t>
+            </w:r>
+          </w:p>
+        </w:tc>
+      </w:tr>
+      <w:tr>
+        <w:trPr>
+          <w:cantSplit/>
+        </w:trPr>
+        <w:tc>
+          <w:tcPr>
+            <w:tcW w:w="1328" w:type="dxa"/>
+            <w:vAlign w:val="top"/>
+          </w:tcPr>
+          <w:p>
+            <w:pPr>
+              <w:jc w:val="left"/>
+              <w:spacing w:before="0" w:after="70" w:line="240" w:lineRule="auto"/>
+            </w:pPr>
+            <w:r>
+              <w:rPr>
+                <w:rFonts w:ascii="Calibri" w:hAnsi="Calibri"/>
+                <w:color w:val="1F3864"/>
+                <w:sz w:val="18"/>
+                <w:szCs w:val="18"/>
+              </w:rPr>
+              <w:t xml:space="preserve">C3 y C4</w:t>
+              <w:br/>
+              <w:t xml:space="preserve">Datos y software</w:t>
+            </w:r>
+          </w:p>
+        </w:tc>
+        <w:tc>
+          <w:tcPr>
+            <w:tcW w:w="1077" w:type="dxa"/>
+            <w:vAlign w:val="top"/>
+          </w:tcPr>
+          <w:p>
+            <w:pPr>
+              <w:jc w:val="left"/>
+              <w:spacing w:before="0" w:after="70" w:line="240" w:lineRule="auto"/>
+            </w:pPr>
+            <w:r>
+              <w:rPr>
+                <w:rFonts w:ascii="Calibri" w:hAnsi="Calibri"/>
+                <w:color w:val="1F3864"/>
+                <w:sz w:val="18"/>
+                <w:szCs w:val="18"/>
+              </w:rPr>
+              <w:t xml:space="preserve">Cursos, clases, ejercicios y editor</w:t>
+            </w:r>
+          </w:p>
+        </w:tc>
+        <w:tc>
+          <w:tcPr>
+            <w:tcW w:w="1130" w:type="dxa"/>
+            <w:vAlign w:val="top"/>
+          </w:tcPr>
+          <w:p>
+            <w:pPr>
+              <w:jc w:val="left"/>
+              <w:spacing w:before="0" w:after="70" w:line="240" w:lineRule="auto"/>
+            </w:pPr>
+            <w:r>
+              <w:rPr>
+                <w:rFonts w:ascii="Calibri" w:hAnsi="Calibri"/>
+                <w:color w:val="1F3864"/>
+                <w:sz w:val="18"/>
+                <w:szCs w:val="18"/>
+              </w:rPr>
+              <w:t xml:space="preserve">SQL, contratos, web y fixtures</w:t>
+            </w:r>
+          </w:p>
+        </w:tc>
+        <w:tc>
+          <w:tcPr>
+            <w:tcW w:w="1100" w:type="dxa"/>
+            <w:vAlign w:val="top"/>
+          </w:tcPr>
+          <w:p>
+            <w:pPr>
+              <w:jc w:val="left"/>
+              <w:spacing w:before="0" w:after="70" w:line="240" w:lineRule="auto"/>
+            </w:pPr>
+            <w:r>
+              <w:rPr>
+                <w:rFonts w:ascii="Calibri" w:hAnsi="Calibri"/>
+                <w:color w:val="1F3864"/>
+                <w:sz w:val="18"/>
+                <w:szCs w:val="18"/>
+              </w:rPr>
+              <w:t xml:space="preserve">S3</w:t>
+              <w:br/>
+              <w:t xml:space="preserve">2 semanas del plan</w:t>
+            </w:r>
+          </w:p>
+        </w:tc>
+        <w:tc>
+          <w:tcPr>
+            <w:tcW w:w="1275" w:type="dxa"/>
+            <w:vAlign w:val="top"/>
+          </w:tcPr>
+          <w:p>
+            <w:pPr>
+              <w:jc w:val="left"/>
+              <w:spacing w:before="0" w:after="70" w:line="240" w:lineRule="auto"/>
+            </w:pPr>
+            <w:r>
+              <w:rPr>
+                <w:rFonts w:ascii="Calibri" w:hAnsi="Calibri"/>
+                <w:color w:val="1F3864"/>
+                <w:sz w:val="18"/>
+                <w:szCs w:val="18"/>
+              </w:rPr>
+              <w:t xml:space="preserve">Marcelo y Benjamin; Abraham datos</w:t>
+            </w:r>
+          </w:p>
+        </w:tc>
+        <w:tc>
+          <w:tcPr>
+            <w:tcW w:w="1394" w:type="dxa"/>
+            <w:vAlign w:val="top"/>
+          </w:tcPr>
+          <w:p>
+            <w:pPr>
+              <w:jc w:val="left"/>
+              <w:spacing w:before="0" w:after="70" w:line="240" w:lineRule="auto"/>
+            </w:pPr>
+            <w:r>
+              <w:rPr>
+                <w:rFonts w:ascii="Calibri" w:hAnsi="Calibri"/>
+                <w:color w:val="1F3864"/>
+                <w:sz w:val="18"/>
+                <w:szCs w:val="18"/>
+              </w:rPr>
+              <w:t xml:space="preserve">Publicar e inscribir son independientes</w:t>
+            </w:r>
+          </w:p>
+        </w:tc>
+        <w:tc>
+          <w:tcPr>
+            <w:tcW w:w="1272" w:type="dxa"/>
+            <w:vAlign w:val="top"/>
+          </w:tcPr>
+          <w:p>
+            <w:pPr>
+              <w:jc w:val="left"/>
+              <w:spacing w:before="0" w:after="70" w:line="240" w:lineRule="auto"/>
+            </w:pPr>
+            <w:r>
+              <w:rPr>
+                <w:rFonts w:ascii="Calibri" w:hAnsi="Calibri"/>
+                <w:color w:val="1F3864"/>
+                <w:sz w:val="18"/>
+                <w:szCs w:val="18"/>
+              </w:rPr>
+              <w:t>Completado local</w:t>
+              <w:br/>
+              <w:t>Revalidado IMP-03</w:t>
+            </w:r>
+          </w:p>
+        </w:tc>
+        <w:tc>
+          <w:tcPr>
+            <w:tcW w:w="1200" w:type="dxa"/>
+            <w:vAlign w:val="top"/>
+          </w:tcPr>
+          <w:p>
+            <w:pPr>
+              <w:jc w:val="left"/>
+              <w:spacing w:before="0" w:after="70" w:line="240" w:lineRule="auto"/>
+            </w:pPr>
+            <w:r>
+              <w:rPr>
+                <w:rFonts w:ascii="Calibri" w:hAnsi="Calibri"/>
+                <w:color w:val="1F3864"/>
+                <w:sz w:val="18"/>
+                <w:szCs w:val="18"/>
+              </w:rPr>
+              <w:t xml:space="preserve">Proyectar VISIBLE; proteger HIDDEN</w:t>
+            </w:r>
+          </w:p>
+        </w:tc>
+      </w:tr>
+      <w:tr>
+        <w:trPr>
+          <w:cantSplit/>
+        </w:trPr>
+        <w:tc>
+          <w:tcPr>
+            <w:tcW w:w="1328" w:type="dxa"/>
+            <w:vAlign w:val="top"/>
+          </w:tcPr>
+          <w:p>
+            <w:pPr>
+              <w:jc w:val="left"/>
+              <w:spacing w:before="0" w:after="70" w:line="240" w:lineRule="auto"/>
+            </w:pPr>
+            <w:r>
+              <w:rPr>
+                <w:rFonts w:ascii="Calibri" w:hAnsi="Calibri"/>
+                <w:color w:val="1F3864"/>
+                <w:sz w:val="18"/>
+                <w:szCs w:val="18"/>
+              </w:rPr>
+              <w:t xml:space="preserve">C1 y C4</w:t>
+              <w:br/>
+              <w:t xml:space="preserve">Pruebas y software</w:t>
+            </w:r>
+          </w:p>
+        </w:tc>
+        <w:tc>
+          <w:tcPr>
+            <w:tcW w:w="1077" w:type="dxa"/>
+            <w:vAlign w:val="top"/>
+          </w:tcPr>
+          <w:p>
+            <w:pPr>
+              <w:jc w:val="left"/>
+              <w:spacing w:before="0" w:after="70" w:line="240" w:lineRule="auto"/>
+            </w:pPr>
+            <w:r>
+              <w:rPr>
+                <w:rFonts w:ascii="Calibri" w:hAnsi="Calibri"/>
+                <w:color w:val="1F3864"/>
+                <w:sz w:val="18"/>
+                <w:szCs w:val="18"/>
+              </w:rPr>
+              <w:t xml:space="preserve">RUN, SUBMIT, historial y reintento</w:t>
+            </w:r>
+          </w:p>
+        </w:tc>
+        <w:tc>
+          <w:tcPr>
+            <w:tcW w:w="1130" w:type="dxa"/>
+            <w:vAlign w:val="top"/>
+          </w:tcPr>
+          <w:p>
+            <w:pPr>
+              <w:jc w:val="left"/>
+              <w:spacing w:before="0" w:after="70" w:line="240" w:lineRule="auto"/>
+            </w:pPr>
+            <w:r>
+              <w:rPr>
+                <w:rFonts w:ascii="Calibri" w:hAnsi="Calibri"/>
+                <w:color w:val="1F3864"/>
+                <w:sz w:val="18"/>
+                <w:szCs w:val="18"/>
+              </w:rPr>
+              <w:t xml:space="preserve">Docker, API y pruebas</w:t>
+            </w:r>
+          </w:p>
+        </w:tc>
+        <w:tc>
+          <w:tcPr>
+            <w:tcW w:w="1100" w:type="dxa"/>
+            <w:vAlign w:val="top"/>
+          </w:tcPr>
+          <w:p>
+            <w:pPr>
+              <w:jc w:val="left"/>
+              <w:spacing w:before="0" w:after="70" w:line="240" w:lineRule="auto"/>
+            </w:pPr>
+            <w:r>
+              <w:rPr>
+                <w:rFonts w:ascii="Calibri" w:hAnsi="Calibri"/>
+                <w:color w:val="1F3864"/>
+                <w:sz w:val="18"/>
+                <w:szCs w:val="18"/>
+              </w:rPr>
+              <w:t xml:space="preserve">S4</w:t>
+              <w:br/>
+              <w:t xml:space="preserve">2 semanas del plan</w:t>
+            </w:r>
+          </w:p>
+        </w:tc>
+        <w:tc>
+          <w:tcPr>
+            <w:tcW w:w="1275" w:type="dxa"/>
+            <w:vAlign w:val="top"/>
+          </w:tcPr>
+          <w:p>
+            <w:pPr>
+              <w:jc w:val="left"/>
+              <w:spacing w:before="0" w:after="70" w:line="240" w:lineRule="auto"/>
+            </w:pPr>
+            <w:r>
+              <w:rPr>
+                <w:rFonts w:ascii="Calibri" w:hAnsi="Calibri"/>
+                <w:color w:val="1F3864"/>
+                <w:sz w:val="18"/>
+                <w:szCs w:val="18"/>
+              </w:rPr>
+              <w:t xml:space="preserve">Marcelo y Abraham; Benjamin UI</w:t>
+            </w:r>
+          </w:p>
+        </w:tc>
+        <w:tc>
+          <w:tcPr>
+            <w:tcW w:w="1394" w:type="dxa"/>
+            <w:vAlign w:val="top"/>
+          </w:tcPr>
+          <w:p>
+            <w:pPr>
+              <w:jc w:val="left"/>
+              <w:spacing w:before="0" w:after="70" w:line="240" w:lineRule="auto"/>
+            </w:pPr>
+            <w:r>
+              <w:rPr>
+                <w:rFonts w:ascii="Calibri" w:hAnsi="Calibri"/>
+                <w:color w:val="1F3864"/>
+                <w:sz w:val="18"/>
+                <w:szCs w:val="18"/>
+              </w:rPr>
+              <w:t>RUN y envíos conservan límites, permisos e historia</w:t>
+            </w:r>
+          </w:p>
+        </w:tc>
+        <w:tc>
+          <w:tcPr>
+            <w:tcW w:w="1272" w:type="dxa"/>
+            <w:vAlign w:val="top"/>
+          </w:tcPr>
+          <w:p>
+            <w:pPr>
+              <w:jc w:val="left"/>
+              <w:spacing w:before="0" w:after="70" w:line="240" w:lineRule="auto"/>
+            </w:pPr>
+            <w:r>
+              <w:rPr>
+                <w:rFonts w:ascii="Calibri" w:hAnsi="Calibri"/>
+                <w:color w:val="1F3864"/>
+                <w:sz w:val="18"/>
+                <w:szCs w:val="18"/>
+              </w:rPr>
+              <w:t>Comprobado local</w:t>
+              <w:br/>
+              <w:t>RF-010 aún parcial</w:t>
+            </w:r>
+          </w:p>
+        </w:tc>
+        <w:tc>
+          <w:tcPr>
+            <w:tcW w:w="1200" w:type="dxa"/>
+            <w:vAlign w:val="top"/>
+          </w:tcPr>
+          <w:p>
+            <w:pPr>
+              <w:jc w:val="left"/>
+              <w:spacing w:before="0" w:after="70" w:line="240" w:lineRule="auto"/>
+            </w:pPr>
+            <w:r>
+              <w:rPr>
+                <w:rFonts w:ascii="Calibri" w:hAnsi="Calibri"/>
+                <w:color w:val="1F3864"/>
+                <w:sz w:val="18"/>
+                <w:szCs w:val="18"/>
+              </w:rPr>
+              <w:t>Mantener regresión; completar HU-010-E4 con ayuda real</w:t>
+            </w:r>
+          </w:p>
+        </w:tc>
+      </w:tr>
+      <w:tr>
+        <w:trPr>
+          <w:cantSplit/>
+        </w:trPr>
+        <w:tc>
+          <w:tcPr>
+            <w:tcW w:w="1328" w:type="dxa"/>
+            <w:vAlign w:val="top"/>
+          </w:tcPr>
+          <w:p>
+            <w:pPr>
+              <w:jc w:val="left"/>
+              <w:spacing w:before="0" w:after="70" w:line="240" w:lineRule="auto"/>
+            </w:pPr>
+            <w:r>
+              <w:rPr>
+                <w:rFonts w:ascii="Calibri" w:hAnsi="Calibri"/>
+                <w:color w:val="1F3864"/>
+                <w:sz w:val="18"/>
+                <w:szCs w:val="18"/>
+              </w:rPr>
+              <w:t xml:space="preserve">C3 y C4</w:t>
+              <w:br/>
+              <w:t xml:space="preserve">Datos y software</w:t>
+            </w:r>
+          </w:p>
+        </w:tc>
+        <w:tc>
+          <w:tcPr>
+            <w:tcW w:w="1077" w:type="dxa"/>
+            <w:vAlign w:val="top"/>
+          </w:tcPr>
+          <w:p>
+            <w:pPr>
+              <w:jc w:val="left"/>
+              <w:spacing w:before="0" w:after="70" w:line="240" w:lineRule="auto"/>
+            </w:pPr>
+            <w:r>
+              <w:rPr>
+                <w:rFonts w:ascii="Calibri" w:hAnsi="Calibri"/>
+                <w:color w:val="1F3864"/>
+                <w:sz w:val="18"/>
+                <w:szCs w:val="18"/>
+              </w:rPr>
+              <w:t xml:space="preserve">Materiales privados e indexación</w:t>
+            </w:r>
+          </w:p>
+        </w:tc>
+        <w:tc>
+          <w:tcPr>
+            <w:tcW w:w="1130" w:type="dxa"/>
+            <w:vAlign w:val="top"/>
+          </w:tcPr>
+          <w:p>
+            <w:pPr>
+              <w:jc w:val="left"/>
+              <w:spacing w:before="0" w:after="70" w:line="240" w:lineRule="auto"/>
+            </w:pPr>
+            <w:r>
+              <w:rPr>
+                <w:rFonts w:ascii="Calibri" w:hAnsi="Calibri"/>
+                <w:color w:val="1F3864"/>
+                <w:sz w:val="18"/>
+                <w:szCs w:val="18"/>
+              </w:rPr>
+              <w:t xml:space="preserve">Storage, pgvector, workers y RLS</w:t>
+            </w:r>
+          </w:p>
+        </w:tc>
+        <w:tc>
+          <w:tcPr>
+            <w:tcW w:w="1100" w:type="dxa"/>
+            <w:vAlign w:val="top"/>
+          </w:tcPr>
+          <w:p>
+            <w:pPr>
+              <w:jc w:val="left"/>
+              <w:spacing w:before="0" w:after="70" w:line="240" w:lineRule="auto"/>
+            </w:pPr>
+            <w:r>
+              <w:rPr>
+                <w:rFonts w:ascii="Calibri" w:hAnsi="Calibri"/>
+                <w:color w:val="1F3864"/>
+                <w:sz w:val="18"/>
+                <w:szCs w:val="18"/>
+              </w:rPr>
+              <w:t xml:space="preserve">S5</w:t>
+              <w:br/>
+              <w:t xml:space="preserve">2 semanas del plan</w:t>
+            </w:r>
+          </w:p>
+        </w:tc>
+        <w:tc>
+          <w:tcPr>
+            <w:tcW w:w="1275" w:type="dxa"/>
+            <w:vAlign w:val="top"/>
+          </w:tcPr>
+          <w:p>
+            <w:pPr>
+              <w:jc w:val="left"/>
+              <w:spacing w:before="0" w:after="70" w:line="240" w:lineRule="auto"/>
+            </w:pPr>
+            <w:r>
+              <w:rPr>
+                <w:rFonts w:ascii="Calibri" w:hAnsi="Calibri"/>
+                <w:color w:val="1F3864"/>
+                <w:sz w:val="18"/>
+                <w:szCs w:val="18"/>
+              </w:rPr>
+              <w:t xml:space="preserve">Abraham y Marcelo</w:t>
+            </w:r>
+          </w:p>
+        </w:tc>
+        <w:tc>
+          <w:tcPr>
+            <w:tcW w:w="1394" w:type="dxa"/>
+            <w:vAlign w:val="top"/>
+          </w:tcPr>
+          <w:p>
+            <w:pPr>
+              <w:jc w:val="left"/>
+              <w:spacing w:before="0" w:after="70" w:line="240" w:lineRule="auto"/>
+            </w:pPr>
+            <w:r>
+              <w:rPr>
+                <w:rFonts w:ascii="Calibri" w:hAnsi="Calibri"/>
+                <w:color w:val="1F3864"/>
+                <w:sz w:val="18"/>
+                <w:szCs w:val="18"/>
+              </w:rPr>
+              <w:t xml:space="preserve">Fuentes admitidas y aislamiento definidos en specs</w:t>
+            </w:r>
+          </w:p>
+        </w:tc>
+        <w:tc>
+          <w:tcPr>
+            <w:tcW w:w="1272" w:type="dxa"/>
+            <w:vAlign w:val="top"/>
+          </w:tcPr>
+          <w:p>
+            <w:pPr>
+              <w:jc w:val="left"/>
+              <w:spacing w:before="0" w:after="70" w:line="240" w:lineRule="auto"/>
+            </w:pPr>
+            <w:r>
+              <w:rPr>
+                <w:rFonts w:ascii="Calibri" w:hAnsi="Calibri"/>
+                <w:color w:val="1F3864"/>
+                <w:sz w:val="18"/>
+                <w:szCs w:val="18"/>
+              </w:rPr>
+              <w:t xml:space="preserve">No iniciado</w:t>
+              <w:br/>
+              <w:t xml:space="preserve">RF-006/025 pendientes</w:t>
+              <w:t xml:space="preserve"/>
+            </w:r>
+          </w:p>
+        </w:tc>
+        <w:tc>
+          <w:tcPr>
+            <w:tcW w:w="1200" w:type="dxa"/>
+            <w:vAlign w:val="top"/>
+          </w:tcPr>
+          <w:p>
+            <w:pPr>
+              <w:jc w:val="left"/>
+              <w:spacing w:before="0" w:after="70" w:line="240" w:lineRule="auto"/>
+            </w:pPr>
+            <w:r>
+              <w:rPr>
+                <w:rFonts w:ascii="Calibri" w:hAnsi="Calibri"/>
+                <w:color w:val="1F3864"/>
+                <w:sz w:val="18"/>
+                <w:szCs w:val="18"/>
+              </w:rPr>
+              <w:t xml:space="preserve">Implementar ingesta y recuperación autorizada</w:t>
+            </w:r>
+          </w:p>
+        </w:tc>
+      </w:tr>
+      <w:tr>
+        <w:trPr>
+          <w:cantSplit/>
+        </w:trPr>
+        <w:tc>
+          <w:tcPr>
+            <w:tcW w:w="1328" w:type="dxa"/>
+            <w:vAlign w:val="top"/>
+          </w:tcPr>
+          <w:p>
+            <w:pPr>
+              <w:jc w:val="left"/>
+              <w:spacing w:before="0" w:after="70" w:line="240" w:lineRule="auto"/>
+            </w:pPr>
+            <w:r>
+              <w:rPr>
+                <w:rFonts w:ascii="Calibri" w:hAnsi="Calibri"/>
+                <w:color w:val="1F3864"/>
+                <w:sz w:val="18"/>
+                <w:szCs w:val="18"/>
+              </w:rPr>
+              <w:t xml:space="preserve">C1 y C4</w:t>
+              <w:br/>
+              <w:t xml:space="preserve">Pruebas y software</w:t>
+            </w:r>
+          </w:p>
+        </w:tc>
+        <w:tc>
+          <w:tcPr>
+            <w:tcW w:w="1077" w:type="dxa"/>
+            <w:vAlign w:val="top"/>
+          </w:tcPr>
+          <w:p>
+            <w:pPr>
+              <w:jc w:val="left"/>
+              <w:spacing w:before="0" w:after="70" w:line="240" w:lineRule="auto"/>
+            </w:pPr>
+            <w:r>
+              <w:rPr>
+                <w:rFonts w:ascii="Calibri" w:hAnsi="Calibri"/>
+                <w:color w:val="1F3864"/>
+                <w:sz w:val="18"/>
+                <w:szCs w:val="18"/>
+              </w:rPr>
+              <w:t xml:space="preserve">Ayuda, pistas y evaluación</w:t>
+            </w:r>
+          </w:p>
+        </w:tc>
+        <w:tc>
+          <w:tcPr>
+            <w:tcW w:w="1130" w:type="dxa"/>
+            <w:vAlign w:val="top"/>
+          </w:tcPr>
+          <w:p>
+            <w:pPr>
+              <w:jc w:val="left"/>
+              <w:spacing w:before="0" w:after="70" w:line="240" w:lineRule="auto"/>
+            </w:pPr>
+            <w:r>
+              <w:rPr>
+                <w:rFonts w:ascii="Calibri" w:hAnsi="Calibri"/>
+                <w:color w:val="1F3864"/>
+                <w:sz w:val="18"/>
+                <w:szCs w:val="18"/>
+              </w:rPr>
+              <w:t xml:space="preserve">RAG, material autorizado y contratos</w:t>
+            </w:r>
+          </w:p>
+        </w:tc>
+        <w:tc>
+          <w:tcPr>
+            <w:tcW w:w="1100" w:type="dxa"/>
+            <w:vAlign w:val="top"/>
+          </w:tcPr>
+          <w:p>
+            <w:pPr>
+              <w:jc w:val="left"/>
+              <w:spacing w:before="0" w:after="70" w:line="240" w:lineRule="auto"/>
+            </w:pPr>
+            <w:r>
+              <w:rPr>
+                <w:rFonts w:ascii="Calibri" w:hAnsi="Calibri"/>
+                <w:color w:val="1F3864"/>
+                <w:sz w:val="18"/>
+                <w:szCs w:val="18"/>
+              </w:rPr>
+              <w:t xml:space="preserve">S5</w:t>
+              <w:br/>
+              <w:t xml:space="preserve">2 semanas del plan</w:t>
+            </w:r>
+          </w:p>
+        </w:tc>
+        <w:tc>
+          <w:tcPr>
+            <w:tcW w:w="1275" w:type="dxa"/>
+            <w:vAlign w:val="top"/>
+          </w:tcPr>
+          <w:p>
+            <w:pPr>
+              <w:jc w:val="left"/>
+              <w:spacing w:before="0" w:after="70" w:line="240" w:lineRule="auto"/>
+            </w:pPr>
+            <w:r>
+              <w:rPr>
+                <w:rFonts w:ascii="Calibri" w:hAnsi="Calibri"/>
+                <w:color w:val="1F3864"/>
+                <w:sz w:val="18"/>
+                <w:szCs w:val="18"/>
+              </w:rPr>
+              <w:t xml:space="preserve">Abraham; Marcelo integra; Benjamin UI</w:t>
+            </w:r>
+          </w:p>
+        </w:tc>
+        <w:tc>
+          <w:tcPr>
+            <w:tcW w:w="1394" w:type="dxa"/>
+            <w:vAlign w:val="top"/>
+          </w:tcPr>
+          <w:p>
+            <w:pPr>
+              <w:jc w:val="left"/>
+              <w:spacing w:before="0" w:after="70" w:line="240" w:lineRule="auto"/>
+            </w:pPr>
+            <w:r>
+              <w:rPr>
+                <w:rFonts w:ascii="Calibri" w:hAnsi="Calibri"/>
+                <w:color w:val="1F3864"/>
+                <w:sz w:val="18"/>
+                <w:szCs w:val="18"/>
+              </w:rPr>
+              <w:t xml:space="preserve">Ayuda requiere intento confirmado</w:t>
+            </w:r>
+          </w:p>
+        </w:tc>
+        <w:tc>
+          <w:tcPr>
+            <w:tcW w:w="1272" w:type="dxa"/>
+            <w:vAlign w:val="top"/>
+          </w:tcPr>
+          <w:p>
+            <w:pPr>
+              <w:jc w:val="left"/>
+              <w:spacing w:before="0" w:after="70" w:line="240" w:lineRule="auto"/>
+            </w:pPr>
+            <w:r>
+              <w:rPr>
+                <w:rFonts w:ascii="Calibri" w:hAnsi="Calibri"/>
+                <w:color w:val="1F3864"/>
+                <w:sz w:val="18"/>
+                <w:szCs w:val="18"/>
+              </w:rPr>
+              <w:t xml:space="preserve">No iniciado</w:t>
+              <w:br/>
+              <w:t xml:space="preserve">RF-012/013 pendientes</w:t>
+              <w:t xml:space="preserve"/>
+            </w:r>
+          </w:p>
+        </w:tc>
+        <w:tc>
+          <w:tcPr>
+            <w:tcW w:w="1200" w:type="dxa"/>
+            <w:vAlign w:val="top"/>
+          </w:tcPr>
+          <w:p>
+            <w:pPr>
+              <w:jc w:val="left"/>
+              <w:spacing w:before="0" w:after="70" w:line="240" w:lineRule="auto"/>
+            </w:pPr>
+            <w:r>
+              <w:rPr>
+                <w:rFonts w:ascii="Calibri" w:hAnsi="Calibri"/>
+                <w:color w:val="1F3864"/>
+                <w:sz w:val="18"/>
+                <w:szCs w:val="18"/>
+              </w:rPr>
+              <w:t xml:space="preserve">Integrar ayudas y validar proveedor real</w:t>
+            </w:r>
+          </w:p>
+        </w:tc>
+      </w:tr>
+      <w:tr>
+        <w:trPr>
+          <w:cantSplit/>
+        </w:trPr>
+        <w:tc>
+          <w:tcPr>
+            <w:tcW w:w="1328" w:type="dxa"/>
+            <w:vAlign w:val="top"/>
+          </w:tcPr>
+          <w:p>
+            <w:pPr>
+              <w:jc w:val="left"/>
+              <w:spacing w:before="0" w:after="70" w:line="240" w:lineRule="auto"/>
+            </w:pPr>
+            <w:r>
+              <w:rPr>
+                <w:rFonts w:ascii="Calibri" w:hAnsi="Calibri"/>
+                <w:color w:val="1F3864"/>
+                <w:sz w:val="18"/>
+                <w:szCs w:val="18"/>
+              </w:rPr>
+              <w:t xml:space="preserve">C1, C3 y C4</w:t>
+              <w:br/>
+              <w:t xml:space="preserve">Calidad y datos</w:t>
+            </w:r>
+          </w:p>
+        </w:tc>
+        <w:tc>
+          <w:tcPr>
+            <w:tcW w:w="1077" w:type="dxa"/>
+            <w:vAlign w:val="top"/>
+          </w:tcPr>
+          <w:p>
+            <w:pPr>
+              <w:jc w:val="left"/>
+              <w:spacing w:before="0" w:after="70" w:line="240" w:lineRule="auto"/>
+            </w:pPr>
+            <w:r>
+              <w:rPr>
+                <w:rFonts w:ascii="Calibri" w:hAnsi="Calibri"/>
+                <w:color w:val="1F3864"/>
+                <w:sz w:val="18"/>
+                <w:szCs w:val="18"/>
+              </w:rPr>
+              <w:t xml:space="preserve">Progreso por actividad y concepto</w:t>
+            </w:r>
+          </w:p>
+        </w:tc>
+        <w:tc>
+          <w:tcPr>
+            <w:tcW w:w="1130" w:type="dxa"/>
+            <w:vAlign w:val="top"/>
+          </w:tcPr>
+          <w:p>
+            <w:pPr>
+              <w:jc w:val="left"/>
+              <w:spacing w:before="0" w:after="70" w:line="240" w:lineRule="auto"/>
+            </w:pPr>
+            <w:r>
+              <w:rPr>
+                <w:rFonts w:ascii="Calibri" w:hAnsi="Calibri"/>
+                <w:color w:val="1F3864"/>
+                <w:sz w:val="18"/>
+                <w:szCs w:val="18"/>
+              </w:rPr>
+              <w:t xml:space="preserve">SQL, eventos, reglas y fixtures</w:t>
+            </w:r>
+          </w:p>
+        </w:tc>
+        <w:tc>
+          <w:tcPr>
+            <w:tcW w:w="1100" w:type="dxa"/>
+            <w:vAlign w:val="top"/>
+          </w:tcPr>
+          <w:p>
+            <w:pPr>
+              <w:jc w:val="left"/>
+              <w:spacing w:before="0" w:after="70" w:line="240" w:lineRule="auto"/>
+            </w:pPr>
+            <w:r>
+              <w:rPr>
+                <w:rFonts w:ascii="Calibri" w:hAnsi="Calibri"/>
+                <w:color w:val="1F3864"/>
+                <w:sz w:val="18"/>
+                <w:szCs w:val="18"/>
+              </w:rPr>
+              <w:t xml:space="preserve">S6</w:t>
+              <w:br/>
+              <w:t xml:space="preserve">2 semanas del plan</w:t>
+            </w:r>
+          </w:p>
+        </w:tc>
+        <w:tc>
+          <w:tcPr>
+            <w:tcW w:w="1275" w:type="dxa"/>
+            <w:vAlign w:val="top"/>
+          </w:tcPr>
+          <w:p>
+            <w:pPr>
+              <w:jc w:val="left"/>
+              <w:spacing w:before="0" w:after="70" w:line="240" w:lineRule="auto"/>
+            </w:pPr>
+            <w:r>
+              <w:rPr>
+                <w:rFonts w:ascii="Calibri" w:hAnsi="Calibri"/>
+                <w:color w:val="1F3864"/>
+                <w:sz w:val="18"/>
+                <w:szCs w:val="18"/>
+              </w:rPr>
+              <w:t xml:space="preserve">Marcelo y Abraham; Benjamin progreso</w:t>
+            </w:r>
+          </w:p>
+        </w:tc>
+        <w:tc>
+          <w:tcPr>
+            <w:tcW w:w="1394" w:type="dxa"/>
+            <w:vAlign w:val="top"/>
+          </w:tcPr>
+          <w:p>
+            <w:pPr>
+              <w:jc w:val="left"/>
+              <w:spacing w:before="0" w:after="70" w:line="240" w:lineRule="auto"/>
+            </w:pPr>
+            <w:r>
+              <w:rPr>
+                <w:rFonts w:ascii="Calibri" w:hAnsi="Calibri"/>
+                <w:color w:val="1F3864"/>
+                <w:sz w:val="18"/>
+                <w:szCs w:val="18"/>
+              </w:rPr>
+              <w:t>Avance por actividad desde intentos persistidos</w:t>
+            </w:r>
+          </w:p>
+        </w:tc>
+        <w:tc>
+          <w:tcPr>
+            <w:tcW w:w="1272" w:type="dxa"/>
+            <w:vAlign w:val="top"/>
+          </w:tcPr>
+          <w:p>
+            <w:pPr>
+              <w:jc w:val="left"/>
+              <w:spacing w:before="0" w:after="70" w:line="240" w:lineRule="auto"/>
+            </w:pPr>
+            <w:r>
+              <w:rPr>
+                <w:rFonts w:ascii="Calibri" w:hAnsi="Calibri"/>
+                <w:color w:val="1F3864"/>
+                <w:sz w:val="18"/>
+                <w:szCs w:val="18"/>
+              </w:rPr>
+              <w:t>En curso</w:t>
+              <w:br/>
+              <w:t>RF-015 parcial</w:t>
+            </w:r>
+          </w:p>
+        </w:tc>
+        <w:tc>
+          <w:tcPr>
+            <w:tcW w:w="1200" w:type="dxa"/>
+            <w:vAlign w:val="top"/>
+          </w:tcPr>
+          <w:p>
+            <w:pPr>
+              <w:jc w:val="left"/>
+              <w:spacing w:before="0" w:after="70" w:line="240" w:lineRule="auto"/>
+            </w:pPr>
+            <w:r>
+              <w:rPr>
+                <w:rFonts w:ascii="Calibri" w:hAnsi="Calibri"/>
+                <w:color w:val="1F3864"/>
+                <w:sz w:val="18"/>
+                <w:szCs w:val="18"/>
+              </w:rPr>
+              <w:t>Completar conceptos; RF-026 sigue pendiente</w:t>
             </w:r>
           </w:p>
         </w:tc>
       </w:tr>
     </w:tbl>
+    <w:p>
+      <w:pPr>
+        <w:jc w:val="left"/>
+        <w:spacing w:before="0" w:after="70" w:line="240" w:lineRule="auto"/>
+        <w:pageBreakBefore/>
+      </w:pPr>
+      <w:r>
+        <w:rPr>
+          <w:rFonts w:ascii="Calibri" w:hAnsi="Calibri"/>
+          <w:color w:val="1F3864"/>
+          <w:sz w:val="20"/>
+          <w:szCs w:val="20"/>
+        </w:rPr>
+        <w:t xml:space="preserve"/>
+      </w:r>
+    </w:p>
+    <w:tbl>
+      <w:tblPr>
+        <w:tblStyle w:val="Tablaconcuadrcula"/>
+        <w:tblW w:w="9776" w:type="dxa"/>
+        <w:tblBorders>
+          <w:top w:val="single" w:sz="4" w:space="0" w:color="BFBFBF" w:themeColor="background1" w:themeShade="BF"/>
+          <w:left w:val="single" w:sz="4" w:space="0" w:color="BFBFBF" w:themeColor="background1" w:themeShade="BF"/>
+          <w:bottom w:val="single" w:sz="4" w:space="0" w:color="BFBFBF" w:themeColor="background1" w:themeShade="BF"/>
+          <w:right w:val="single" w:sz="4" w:space="0" w:color="BFBFBF" w:themeColor="background1" w:themeShade="BF"/>
+          <w:insideH w:val="single" w:sz="4" w:space="0" w:color="BFBFBF" w:themeColor="background1" w:themeShade="BF"/>
+          <w:insideV w:val="single" w:sz="4" w:space="0" w:color="BFBFBF" w:themeColor="background1" w:themeShade="BF"/>
+        </w:tblBorders>
+        <w:tblLayout w:type="fixed"/>
+        <w:tblLook w:val="04A0" w:firstRow="1" w:lastRow="0" w:firstColumn="1" w:lastColumn="0" w:noHBand="0" w:noVBand="1"/>
+        <w:tblInd w:w="-636" w:type="dxa"/>
+      </w:tblPr>
+      <w:tblGrid>
+        <w:gridCol w:w="1328"/>
+        <w:gridCol w:w="1077"/>
+        <w:gridCol w:w="1130"/>
+        <w:gridCol w:w="1100"/>
+        <w:gridCol w:w="1275"/>
+        <w:gridCol w:w="1394"/>
+        <w:gridCol w:w="1272"/>
+        <w:gridCol w:w="1200"/>
+      </w:tblGrid>
+      <w:tr>
+        <w:trPr>
+          <w:trHeight w:val="415"/>
+          <w:tblHeader/>
+        </w:trPr>
+        <w:tc>
+          <w:tcPr>
+            <w:tcW w:w="9776" w:type="dxa"/>
+            <w:gridSpan w:val="8"/>
+            <w:vAlign w:val="center"/>
+          </w:tcPr>
+          <w:p>
+            <w:pPr>
+              <w:jc w:val="center"/>
+              <w:rPr>
+                <w:rFonts w:ascii="Calibri" w:hAnsi="Calibri"/>
+                <w:color w:val="1F3864" w:themeColor="accent1" w:themeShade="80"/>
+                <w:sz w:val="18"/>
+              </w:rPr>
+            </w:pPr>
+            <w:r>
+              <w:rPr>
+                <w:rFonts w:ascii="Calibri" w:hAnsi="Calibri"/>
+                <w:color w:val="1F3864" w:themeColor="accent1" w:themeShade="80"/>
+                <w:sz w:val="18"/>
+              </w:rPr>
+              <w:t>Plan de Trabajo continuación</w:t>
+            </w:r>
+          </w:p>
+        </w:tc>
+      </w:tr>
+      <w:tr>
+        <w:trPr>
+          <w:trHeight w:val="711"/>
+          <w:tblHeader/>
+        </w:trPr>
+        <w:tc>
+          <w:tcPr>
+            <w:tcW w:w="1328" w:type="dxa"/>
+            <w:vAlign w:val="center"/>
+          </w:tcPr>
+          <w:p>
+            <w:pPr>
+              <w:jc w:val="center"/>
+              <w:rPr>
+                <w:rFonts w:ascii="Calibri" w:hAnsi="Calibri"/>
+                <w:color w:val="1F3864" w:themeColor="accent1" w:themeShade="80"/>
+                <w:sz w:val="18"/>
+              </w:rPr>
+            </w:pPr>
+            <w:r>
+              <w:rPr>
+                <w:rFonts w:ascii="Calibri" w:hAnsi="Calibri"/>
+                <w:color w:val="1F3864" w:themeColor="accent1" w:themeShade="80"/>
+                <w:sz w:val="18"/>
+              </w:rPr>
+              <w:t>C</w:t>
+            </w:r>
+            <w:r>
+              <w:rPr>
+                <w:rFonts w:ascii="Calibri" w:hAnsi="Calibri"/>
+                <w:color w:val="1F3864" w:themeColor="accent1" w:themeShade="80"/>
+                <w:sz w:val="18"/>
+              </w:rPr>
+              <w:t>ompetencia</w:t>
+            </w:r>
+            <w:r>
+              <w:rPr>
+                <w:rFonts w:ascii="Calibri" w:hAnsi="Calibri"/>
+                <w:color w:val="1F3864" w:themeColor="accent1" w:themeShade="80"/>
+                <w:sz w:val="18"/>
+              </w:rPr>
+              <w:t xml:space="preserve"> o unidades de competencias</w:t>
+            </w:r>
+          </w:p>
+        </w:tc>
+        <w:tc>
+          <w:tcPr>
+            <w:tcW w:w="1077" w:type="dxa"/>
+            <w:vAlign w:val="center"/>
+          </w:tcPr>
+          <w:p>
+            <w:pPr>
+              <w:jc w:val="center"/>
+              <w:rPr>
+                <w:rFonts w:ascii="Calibri" w:hAnsi="Calibri"/>
+                <w:color w:val="1F3864" w:themeColor="accent1" w:themeShade="80"/>
+                <w:sz w:val="18"/>
+              </w:rPr>
+            </w:pPr>
+            <w:r>
+              <w:rPr>
+                <w:rFonts w:ascii="Calibri" w:hAnsi="Calibri"/>
+                <w:color w:val="1F3864" w:themeColor="accent1" w:themeShade="80"/>
+                <w:sz w:val="18"/>
+              </w:rPr>
+              <w:t>Actividades</w:t>
+            </w:r>
+          </w:p>
+        </w:tc>
+        <w:tc>
+          <w:tcPr>
+            <w:tcW w:w="1130" w:type="dxa"/>
+            <w:vAlign w:val="center"/>
+          </w:tcPr>
+          <w:p>
+            <w:pPr>
+              <w:jc w:val="center"/>
+              <w:rPr>
+                <w:rFonts w:ascii="Calibri" w:hAnsi="Calibri"/>
+                <w:color w:val="1F3864" w:themeColor="accent1" w:themeShade="80"/>
+                <w:sz w:val="18"/>
+              </w:rPr>
+            </w:pPr>
+            <w:r>
+              <w:rPr>
+                <w:rFonts w:ascii="Calibri" w:hAnsi="Calibri"/>
+                <w:color w:val="1F3864" w:themeColor="accent1" w:themeShade="80"/>
+                <w:sz w:val="18"/>
+              </w:rPr>
+              <w:t>Recursos</w:t>
+            </w:r>
+          </w:p>
+        </w:tc>
+        <w:tc>
+          <w:tcPr>
+            <w:tcW w:w="1100" w:type="dxa"/>
+            <w:vAlign w:val="center"/>
+          </w:tcPr>
+          <w:p>
+            <w:pPr>
+              <w:jc w:val="center"/>
+              <w:rPr>
+                <w:rFonts w:ascii="Calibri" w:hAnsi="Calibri"/>
+                <w:color w:val="1F3864" w:themeColor="accent1" w:themeShade="80"/>
+                <w:sz w:val="18"/>
+              </w:rPr>
+            </w:pPr>
+            <w:r>
+              <w:rPr>
+                <w:rFonts w:ascii="Calibri" w:hAnsi="Calibri"/>
+                <w:color w:val="1F3864" w:themeColor="accent1" w:themeShade="80"/>
+                <w:sz w:val="18"/>
+              </w:rPr>
+              <w:t>Duración de la actividad</w:t>
+            </w:r>
+          </w:p>
+        </w:tc>
+        <w:tc>
+          <w:tcPr>
+            <w:tcW w:w="1275" w:type="dxa"/>
+            <w:vAlign w:val="center"/>
+          </w:tcPr>
+          <w:p>
+            <w:pPr>
+              <w:jc w:val="center"/>
+              <w:rPr>
+                <w:rFonts w:ascii="Calibri" w:hAnsi="Calibri"/>
+                <w:color w:val="1F3864" w:themeColor="accent1" w:themeShade="80"/>
+                <w:sz w:val="18"/>
+              </w:rPr>
+            </w:pPr>
+            <w:r>
+              <w:rPr>
+                <w:rFonts w:ascii="Calibri" w:hAnsi="Calibri"/>
+                <w:color w:val="1F3864" w:themeColor="accent1" w:themeShade="80"/>
+                <w:sz w:val="18"/>
+              </w:rPr>
+              <w:t>Responsable</w:t>
+            </w:r>
+            <w:r>
+              <w:rPr>
+                <w:rStyle w:val="Refdenotaalpie"/>
+                <w:rFonts w:ascii="Calibri" w:hAnsi="Calibri"/>
+                <w:color w:val="1F3864" w:themeColor="accent1" w:themeShade="80"/>
+                <w:sz w:val="18"/>
+              </w:rPr>
+            </w:r>
+          </w:p>
+        </w:tc>
+        <w:tc>
+          <w:tcPr>
+            <w:tcW w:w="1394" w:type="dxa"/>
+            <w:vAlign w:val="center"/>
+          </w:tcPr>
+          <w:p>
+            <w:pPr>
+              <w:jc w:val="center"/>
+              <w:rPr>
+                <w:rFonts w:ascii="Calibri" w:hAnsi="Calibri"/>
+                <w:color w:val="1F3864" w:themeColor="accent1" w:themeShade="80"/>
+                <w:sz w:val="18"/>
+              </w:rPr>
+            </w:pPr>
+            <w:r>
+              <w:rPr>
+                <w:rFonts w:ascii="Calibri" w:hAnsi="Calibri"/>
+                <w:color w:val="1F3864" w:themeColor="accent1" w:themeShade="80"/>
+                <w:sz w:val="18"/>
+              </w:rPr>
+              <w:t>Observaciones</w:t>
+            </w:r>
+          </w:p>
+        </w:tc>
+        <w:tc>
+          <w:tcPr>
+            <w:tcW w:w="1272" w:type="dxa"/>
+            <w:vAlign w:val="center"/>
+          </w:tcPr>
+          <w:p>
+            <w:pPr>
+              <w:jc w:val="center"/>
+              <w:rPr>
+                <w:rFonts w:ascii="Calibri" w:hAnsi="Calibri"/>
+                <w:color w:val="1F3864" w:themeColor="accent1" w:themeShade="80"/>
+                <w:sz w:val="18"/>
+              </w:rPr>
+            </w:pPr>
+            <w:r>
+              <w:rPr>
+                <w:rFonts w:ascii="Calibri" w:hAnsi="Calibri"/>
+                <w:color w:val="1F3864" w:themeColor="accent1" w:themeShade="80"/>
+                <w:sz w:val="18"/>
+              </w:rPr>
+              <w:t>Estado de avance</w:t>
+            </w:r>
+          </w:p>
+        </w:tc>
+        <w:tc>
+          <w:tcPr>
+            <w:tcW w:w="1200" w:type="dxa"/>
+            <w:vAlign w:val="center"/>
+          </w:tcPr>
+          <w:p>
+            <w:pPr>
+              <w:jc w:val="center"/>
+              <w:rPr>
+                <w:rFonts w:ascii="Calibri" w:hAnsi="Calibri"/>
+                <w:color w:val="1F3864" w:themeColor="accent1" w:themeShade="80"/>
+                <w:sz w:val="18"/>
+              </w:rPr>
+            </w:pPr>
+            <w:r>
+              <w:rPr>
+                <w:rFonts w:ascii="Calibri" w:hAnsi="Calibri"/>
+                <w:color w:val="1F3864" w:themeColor="accent1" w:themeShade="80"/>
+                <w:sz w:val="18"/>
+              </w:rPr>
+              <w:t>A</w:t>
+            </w:r>
+            <w:r>
+              <w:rPr>
+                <w:rFonts w:ascii="Calibri" w:hAnsi="Calibri"/>
+                <w:color w:val="1F3864" w:themeColor="accent1" w:themeShade="80"/>
+                <w:sz w:val="18"/>
+              </w:rPr>
+              <w:t>justes</w:t>
+            </w:r>
+          </w:p>
+        </w:tc>
+      </w:tr>
+      <w:tr>
+        <w:trPr>
+          <w:cantSplit/>
+        </w:trPr>
+        <w:tc>
+          <w:tcPr>
+            <w:tcW w:w="1328" w:type="dxa"/>
+            <w:vAlign w:val="top"/>
+          </w:tcPr>
+          <w:p>
+            <w:pPr>
+              <w:jc w:val="left"/>
+              <w:spacing w:before="0" w:after="70" w:line="240" w:lineRule="auto"/>
+            </w:pPr>
+            <w:r>
+              <w:rPr>
+                <w:rFonts w:ascii="Calibri" w:hAnsi="Calibri"/>
+                <w:color w:val="1F3864"/>
+                <w:sz w:val="18"/>
+                <w:szCs w:val="18"/>
+              </w:rPr>
+              <w:t xml:space="preserve">C2 y C4</w:t>
+              <w:br/>
+              <w:t xml:space="preserve">Gestión y software</w:t>
+            </w:r>
+          </w:p>
+        </w:tc>
+        <w:tc>
+          <w:tcPr>
+            <w:tcW w:w="1077" w:type="dxa"/>
+            <w:vAlign w:val="top"/>
+          </w:tcPr>
+          <w:p>
+            <w:pPr>
+              <w:jc w:val="left"/>
+              <w:spacing w:before="0" w:after="70" w:line="240" w:lineRule="auto"/>
+            </w:pPr>
+            <w:r>
+              <w:rPr>
+                <w:rFonts w:ascii="Calibri" w:hAnsi="Calibri"/>
+                <w:color w:val="1F3864"/>
+                <w:sz w:val="18"/>
+                <w:szCs w:val="18"/>
+              </w:rPr>
+              <w:t xml:space="preserve">Señales y panel docente</w:t>
+            </w:r>
+          </w:p>
+        </w:tc>
+        <w:tc>
+          <w:tcPr>
+            <w:tcW w:w="1130" w:type="dxa"/>
+            <w:vAlign w:val="top"/>
+          </w:tcPr>
+          <w:p>
+            <w:pPr>
+              <w:jc w:val="left"/>
+              <w:spacing w:before="0" w:after="70" w:line="240" w:lineRule="auto"/>
+            </w:pPr>
+            <w:r>
+              <w:rPr>
+                <w:rFonts w:ascii="Calibri" w:hAnsi="Calibri"/>
+                <w:color w:val="1F3864"/>
+                <w:sz w:val="18"/>
+                <w:szCs w:val="18"/>
+              </w:rPr>
+              <w:t xml:space="preserve">Reglas, motor, evidencias y web</w:t>
+            </w:r>
+          </w:p>
+        </w:tc>
+        <w:tc>
+          <w:tcPr>
+            <w:tcW w:w="1100" w:type="dxa"/>
+            <w:vAlign w:val="top"/>
+          </w:tcPr>
+          <w:p>
+            <w:pPr>
+              <w:jc w:val="left"/>
+              <w:spacing w:before="0" w:after="70" w:line="240" w:lineRule="auto"/>
+            </w:pPr>
+            <w:r>
+              <w:rPr>
+                <w:rFonts w:ascii="Calibri" w:hAnsi="Calibri"/>
+                <w:color w:val="1F3864"/>
+                <w:sz w:val="18"/>
+                <w:szCs w:val="18"/>
+              </w:rPr>
+              <w:t xml:space="preserve">S6</w:t>
+              <w:br/>
+              <w:t xml:space="preserve">Horizonte original</w:t>
+            </w:r>
+          </w:p>
+        </w:tc>
+        <w:tc>
+          <w:tcPr>
+            <w:tcW w:w="1275" w:type="dxa"/>
+            <w:vAlign w:val="top"/>
+          </w:tcPr>
+          <w:p>
+            <w:pPr>
+              <w:jc w:val="left"/>
+              <w:spacing w:before="0" w:after="70" w:line="240" w:lineRule="auto"/>
+            </w:pPr>
+            <w:r>
+              <w:rPr>
+                <w:rFonts w:ascii="Calibri" w:hAnsi="Calibri"/>
+                <w:color w:val="1F3864"/>
+                <w:sz w:val="18"/>
+                <w:szCs w:val="18"/>
+              </w:rPr>
+              <w:t xml:space="preserve">Marcelo y Abraham; Benjamin panel</w:t>
+            </w:r>
+          </w:p>
+        </w:tc>
+        <w:tc>
+          <w:tcPr>
+            <w:tcW w:w="1394" w:type="dxa"/>
+            <w:vAlign w:val="top"/>
+          </w:tcPr>
+          <w:p>
+            <w:pPr>
+              <w:jc w:val="left"/>
+              <w:spacing w:before="0" w:after="70" w:line="240" w:lineRule="auto"/>
+            </w:pPr>
+            <w:r>
+              <w:rPr>
+                <w:rFonts w:ascii="Calibri" w:hAnsi="Calibri"/>
+                <w:color w:val="1F3864"/>
+                <w:sz w:val="18"/>
+                <w:szCs w:val="18"/>
+              </w:rPr>
+              <w:t xml:space="preserve">Confirmar revisa; cancelar conserva ACTIVE</w:t>
+            </w:r>
+          </w:p>
+        </w:tc>
+        <w:tc>
+          <w:tcPr>
+            <w:tcW w:w="1272" w:type="dxa"/>
+            <w:vAlign w:val="top"/>
+          </w:tcPr>
+          <w:p>
+            <w:pPr>
+              <w:jc w:val="left"/>
+              <w:spacing w:before="0" w:after="70" w:line="240" w:lineRule="auto"/>
+            </w:pPr>
+            <w:r>
+              <w:rPr>
+                <w:rFonts w:ascii="Calibri" w:hAnsi="Calibri"/>
+                <w:color w:val="1F3864"/>
+                <w:sz w:val="18"/>
+                <w:szCs w:val="18"/>
+              </w:rPr>
+              <w:t xml:space="preserve">No iniciado</w:t>
+              <w:br/>
+              <w:t xml:space="preserve">Seguimiento pendiente</w:t>
+              <w:t xml:space="preserve"/>
+            </w:r>
+          </w:p>
+        </w:tc>
+        <w:tc>
+          <w:tcPr>
+            <w:tcW w:w="1200" w:type="dxa"/>
+            <w:vAlign w:val="top"/>
+          </w:tcPr>
+          <w:p>
+            <w:pPr>
+              <w:jc w:val="left"/>
+              <w:spacing w:before="0" w:after="70" w:line="240" w:lineRule="auto"/>
+            </w:pPr>
+            <w:r>
+              <w:rPr>
+                <w:rFonts w:ascii="Calibri" w:hAnsi="Calibri"/>
+                <w:color w:val="1F3864"/>
+                <w:sz w:val="18"/>
+                <w:szCs w:val="18"/>
+              </w:rPr>
+              <w:t xml:space="preserve">Revisión idempotente y autorizada</w:t>
+            </w:r>
+          </w:p>
+        </w:tc>
+      </w:tr>
+      <w:tr>
+        <w:trPr>
+          <w:cantSplit/>
+        </w:trPr>
+        <w:tc>
+          <w:tcPr>
+            <w:tcW w:w="1328" w:type="dxa"/>
+            <w:vAlign w:val="top"/>
+          </w:tcPr>
+          <w:p>
+            <w:pPr>
+              <w:jc w:val="left"/>
+              <w:spacing w:before="0" w:after="70" w:line="240" w:lineRule="auto"/>
+            </w:pPr>
+            <w:r>
+              <w:rPr>
+                <w:rFonts w:ascii="Calibri" w:hAnsi="Calibri"/>
+                <w:color w:val="1F3864"/>
+                <w:sz w:val="18"/>
+                <w:szCs w:val="18"/>
+              </w:rPr>
+              <w:t xml:space="preserve">C2 y C4</w:t>
+              <w:br/>
+              <w:t xml:space="preserve">Gestión y software</w:t>
+            </w:r>
+          </w:p>
+        </w:tc>
+        <w:tc>
+          <w:tcPr>
+            <w:tcW w:w="1077" w:type="dxa"/>
+            <w:vAlign w:val="top"/>
+          </w:tcPr>
+          <w:p>
+            <w:pPr>
+              <w:jc w:val="left"/>
+              <w:spacing w:before="0" w:after="70" w:line="240" w:lineRule="auto"/>
+            </w:pPr>
+            <w:r>
+              <w:rPr>
+                <w:rFonts w:ascii="Calibri" w:hAnsi="Calibri"/>
+                <w:color w:val="1F3864"/>
+                <w:sz w:val="18"/>
+                <w:szCs w:val="18"/>
+              </w:rPr>
+              <w:t xml:space="preserve">Gobierno final y auditoría CSV</w:t>
+            </w:r>
+          </w:p>
+        </w:tc>
+        <w:tc>
+          <w:tcPr>
+            <w:tcW w:w="1130" w:type="dxa"/>
+            <w:vAlign w:val="top"/>
+          </w:tcPr>
+          <w:p>
+            <w:pPr>
+              <w:jc w:val="left"/>
+              <w:spacing w:before="0" w:after="70" w:line="240" w:lineRule="auto"/>
+            </w:pPr>
+            <w:r>
+              <w:rPr>
+                <w:rFonts w:ascii="Calibri" w:hAnsi="Calibri"/>
+                <w:color w:val="1F3864"/>
+                <w:sz w:val="18"/>
+                <w:szCs w:val="18"/>
+              </w:rPr>
+              <w:t xml:space="preserve">API, auditoría, validadores y UI</w:t>
+            </w:r>
+          </w:p>
+        </w:tc>
+        <w:tc>
+          <w:tcPr>
+            <w:tcW w:w="1100" w:type="dxa"/>
+            <w:vAlign w:val="top"/>
+          </w:tcPr>
+          <w:p>
+            <w:pPr>
+              <w:jc w:val="left"/>
+              <w:spacing w:before="0" w:after="70" w:line="240" w:lineRule="auto"/>
+            </w:pPr>
+            <w:r>
+              <w:rPr>
+                <w:rFonts w:ascii="Calibri" w:hAnsi="Calibri"/>
+                <w:color w:val="1F3864"/>
+                <w:sz w:val="18"/>
+                <w:szCs w:val="18"/>
+              </w:rPr>
+              <w:t xml:space="preserve">S7</w:t>
+              <w:br/>
+              <w:t xml:space="preserve">2 semanas del plan</w:t>
+            </w:r>
+          </w:p>
+        </w:tc>
+        <w:tc>
+          <w:tcPr>
+            <w:tcW w:w="1275" w:type="dxa"/>
+            <w:vAlign w:val="top"/>
+          </w:tcPr>
+          <w:p>
+            <w:pPr>
+              <w:jc w:val="left"/>
+              <w:spacing w:before="0" w:after="70" w:line="240" w:lineRule="auto"/>
+            </w:pPr>
+            <w:r>
+              <w:rPr>
+                <w:rFonts w:ascii="Calibri" w:hAnsi="Calibri"/>
+                <w:color w:val="1F3864"/>
+                <w:sz w:val="18"/>
+                <w:szCs w:val="18"/>
+              </w:rPr>
+              <w:t xml:space="preserve">Marcelo; Benjamin UI; Abraham QA</w:t>
+            </w:r>
+          </w:p>
+        </w:tc>
+        <w:tc>
+          <w:tcPr>
+            <w:tcW w:w="1394" w:type="dxa"/>
+            <w:vAlign w:val="top"/>
+          </w:tcPr>
+          <w:p>
+            <w:pPr>
+              <w:jc w:val="left"/>
+              <w:spacing w:before="0" w:after="70" w:line="240" w:lineRule="auto"/>
+            </w:pPr>
+            <w:r>
+              <w:rPr>
+                <w:rFonts w:ascii="Calibri" w:hAnsi="Calibri"/>
+                <w:color w:val="1F3864"/>
+                <w:sz w:val="18"/>
+                <w:szCs w:val="18"/>
+              </w:rPr>
+              <w:t xml:space="preserve">Auditoría técnica no completa RF-027</w:t>
+            </w:r>
+          </w:p>
+        </w:tc>
+        <w:tc>
+          <w:tcPr>
+            <w:tcW w:w="1272" w:type="dxa"/>
+            <w:vAlign w:val="top"/>
+          </w:tcPr>
+          <w:p>
+            <w:pPr>
+              <w:jc w:val="left"/>
+              <w:spacing w:before="0" w:after="70" w:line="240" w:lineRule="auto"/>
+            </w:pPr>
+            <w:r>
+              <w:rPr>
+                <w:rFonts w:ascii="Calibri" w:hAnsi="Calibri"/>
+                <w:color w:val="1F3864"/>
+                <w:sz w:val="18"/>
+                <w:szCs w:val="18"/>
+              </w:rPr>
+              <w:t xml:space="preserve">En curso</w:t>
+              <w:br/>
+              <w:t xml:space="preserve">RF-027 pendiente</w:t>
+            </w:r>
+          </w:p>
+        </w:tc>
+        <w:tc>
+          <w:tcPr>
+            <w:tcW w:w="1200" w:type="dxa"/>
+            <w:vAlign w:val="top"/>
+          </w:tcPr>
+          <w:p>
+            <w:pPr>
+              <w:jc w:val="left"/>
+              <w:spacing w:before="0" w:after="70" w:line="240" w:lineRule="auto"/>
+            </w:pPr>
+            <w:r>
+              <w:rPr>
+                <w:rFonts w:ascii="Calibri" w:hAnsi="Calibri"/>
+                <w:color w:val="1F3864"/>
+                <w:sz w:val="18"/>
+                <w:szCs w:val="18"/>
+              </w:rPr>
+              <w:t xml:space="preserve">Completar consulta y CSV autorizado</w:t>
+            </w:r>
+          </w:p>
+        </w:tc>
+      </w:tr>
+      <w:tr>
+        <w:trPr>
+          <w:cantSplit/>
+        </w:trPr>
+        <w:tc>
+          <w:tcPr>
+            <w:tcW w:w="1328" w:type="dxa"/>
+            <w:vAlign w:val="top"/>
+          </w:tcPr>
+          <w:p>
+            <w:pPr>
+              <w:jc w:val="left"/>
+              <w:spacing w:before="0" w:after="70" w:line="240" w:lineRule="auto"/>
+            </w:pPr>
+            <w:r>
+              <w:rPr>
+                <w:rFonts w:ascii="Calibri" w:hAnsi="Calibri"/>
+                <w:color w:val="1F3864"/>
+                <w:sz w:val="18"/>
+                <w:szCs w:val="18"/>
+              </w:rPr>
+              <w:t xml:space="preserve">C1, C2 y C5</w:t>
+              <w:br/>
+              <w:t xml:space="preserve">Calidad y entrega</w:t>
+            </w:r>
+          </w:p>
+        </w:tc>
+        <w:tc>
+          <w:tcPr>
+            <w:tcW w:w="1077" w:type="dxa"/>
+            <w:vAlign w:val="top"/>
+          </w:tcPr>
+          <w:p>
+            <w:pPr>
+              <w:jc w:val="left"/>
+              <w:spacing w:before="0" w:after="70" w:line="240" w:lineRule="auto"/>
+            </w:pPr>
+            <w:r>
+              <w:rPr>
+                <w:rFonts w:ascii="Calibri" w:hAnsi="Calibri"/>
+                <w:color w:val="1F3864"/>
+                <w:sz w:val="18"/>
+                <w:szCs w:val="18"/>
+              </w:rPr>
+              <w:t xml:space="preserve">Operación, demo y entrega final</w:t>
+            </w:r>
+          </w:p>
+        </w:tc>
+        <w:tc>
+          <w:tcPr>
+            <w:tcW w:w="1130" w:type="dxa"/>
+            <w:vAlign w:val="top"/>
+          </w:tcPr>
+          <w:p>
+            <w:pPr>
+              <w:jc w:val="left"/>
+              <w:spacing w:before="0" w:after="70" w:line="240" w:lineRule="auto"/>
+            </w:pPr>
+            <w:r>
+              <w:rPr>
+                <w:rFonts w:ascii="Calibri" w:hAnsi="Calibri"/>
+                <w:color w:val="1F3864"/>
+                <w:sz w:val="18"/>
+                <w:szCs w:val="18"/>
+              </w:rPr>
+              <w:t xml:space="preserve">Guías, CI, servicios y rúbrica</w:t>
+            </w:r>
+          </w:p>
+        </w:tc>
+        <w:tc>
+          <w:tcPr>
+            <w:tcW w:w="1100" w:type="dxa"/>
+            <w:vAlign w:val="top"/>
+          </w:tcPr>
+          <w:p>
+            <w:pPr>
+              <w:jc w:val="left"/>
+              <w:spacing w:before="0" w:after="70" w:line="240" w:lineRule="auto"/>
+            </w:pPr>
+            <w:r>
+              <w:rPr>
+                <w:rFonts w:ascii="Calibri" w:hAnsi="Calibri"/>
+                <w:color w:val="1F3864"/>
+                <w:sz w:val="18"/>
+                <w:szCs w:val="18"/>
+              </w:rPr>
+              <w:t xml:space="preserve">S8</w:t>
+              <w:br/>
+              <w:t xml:space="preserve">2 semanas del plan</w:t>
+            </w:r>
+          </w:p>
+        </w:tc>
+        <w:tc>
+          <w:tcPr>
+            <w:tcW w:w="1275" w:type="dxa"/>
+            <w:vAlign w:val="top"/>
+          </w:tcPr>
+          <w:p>
+            <w:pPr>
+              <w:jc w:val="left"/>
+              <w:spacing w:before="0" w:after="70" w:line="240" w:lineRule="auto"/>
+            </w:pPr>
+            <w:r>
+              <w:rPr>
+                <w:rFonts w:ascii="Calibri" w:hAnsi="Calibri"/>
+                <w:color w:val="1F3864"/>
+                <w:sz w:val="18"/>
+                <w:szCs w:val="18"/>
+              </w:rPr>
+              <w:t xml:space="preserve">Equipo; Marcelo coordina</w:t>
+            </w:r>
+          </w:p>
+        </w:tc>
+        <w:tc>
+          <w:tcPr>
+            <w:tcW w:w="1394" w:type="dxa"/>
+            <w:vAlign w:val="top"/>
+          </w:tcPr>
+          <w:p>
+            <w:pPr>
+              <w:jc w:val="left"/>
+              <w:spacing w:before="0" w:after="70" w:line="240" w:lineRule="auto"/>
+            </w:pPr>
+            <w:r>
+              <w:rPr>
+                <w:rFonts w:ascii="Calibri" w:hAnsi="Calibri"/>
+                <w:color w:val="1F3864"/>
+                <w:sz w:val="18"/>
+                <w:szCs w:val="18"/>
+              </w:rPr>
+              <w:t xml:space="preserve">Integraciones remotas y aceptación pendientes</w:t>
+            </w:r>
+          </w:p>
+        </w:tc>
+        <w:tc>
+          <w:tcPr>
+            <w:tcW w:w="1272" w:type="dxa"/>
+            <w:vAlign w:val="top"/>
+          </w:tcPr>
+          <w:p>
+            <w:pPr>
+              <w:jc w:val="left"/>
+              <w:spacing w:before="0" w:after="70" w:line="240" w:lineRule="auto"/>
+            </w:pPr>
+            <w:r>
+              <w:rPr>
+                <w:rFonts w:ascii="Calibri" w:hAnsi="Calibri"/>
+                <w:color w:val="1F3864"/>
+                <w:sz w:val="18"/>
+                <w:szCs w:val="18"/>
+              </w:rPr>
+              <w:t xml:space="preserve">En curso</w:t>
+              <w:br/>
+              <w:t xml:space="preserve">Preparación local</w:t>
+            </w:r>
+          </w:p>
+        </w:tc>
+        <w:tc>
+          <w:tcPr>
+            <w:tcW w:w="1200" w:type="dxa"/>
+            <w:vAlign w:val="top"/>
+          </w:tcPr>
+          <w:p>
+            <w:pPr>
+              <w:jc w:val="left"/>
+              <w:spacing w:before="0" w:after="70" w:line="240" w:lineRule="auto"/>
+            </w:pPr>
+            <w:r>
+              <w:rPr>
+                <w:rFonts w:ascii="Calibri" w:hAnsi="Calibri"/>
+                <w:color w:val="1F3864"/>
+                <w:sz w:val="18"/>
+                <w:szCs w:val="18"/>
+              </w:rPr>
+              <w:t xml:space="preserve">Validar destino y cierre académico</w:t>
+            </w:r>
+          </w:p>
+        </w:tc>
+      </w:tr>
+    </w:tbl>
+    <w:p>
+      <w:pPr>
+        <w:jc w:val="left"/>
+        <w:spacing w:before="0" w:after="70" w:line="240" w:lineRule="auto"/>
+      </w:pPr>
+      <w:r>
+        <w:rPr>
+          <w:rFonts w:ascii="Calibri" w:hAnsi="Calibri"/>
+          <w:color w:val="1F3864"/>
+          <w:sz w:val="20"/>
+          <w:szCs w:val="20"/>
+        </w:rPr>
+        <w:t xml:space="preserve"/>
+      </w:r>
+    </w:p>
     <w:p>
       <w:pPr>
         <w:rPr>
@@ -2499,201 +3636,83 @@
         <w:tc>
           <w:tcPr>
             <w:tcW w:w="5000" w:type="pct"/>
-            <w:vAlign w:val="center"/>
-          </w:tcPr>
-          <w:p>
-            <w:pPr>
-              <w:jc w:val="both"/>
-              <w:rPr>
-                <w:rFonts w:ascii="Calibri" w:hAnsi="Calibri" w:cs="Arial"/>
-                <w:i/>
-                <w:iCs/>
-                <w:color w:val="548DD4"/>
+            <w:vAlign w:val="top"/>
+          </w:tcPr>
+          <w:p>
+            <w:pPr>
+              <w:jc w:val="left"/>
+              <w:spacing w:before="0" w:after="70" w:line="240" w:lineRule="auto"/>
+            </w:pPr>
+            <w:r>
+              <w:rPr>
+                <w:rFonts w:ascii="Calibri" w:hAnsi="Calibri"/>
+                <w:color w:val="1F3864"/>
                 <w:sz w:val="20"/>
                 <w:szCs w:val="20"/>
-                <w:lang w:eastAsia="es-CL"/>
-              </w:rPr>
-            </w:pPr>
-            <w:r>
-              <w:rPr>
-                <w:rFonts w:ascii="Calibri" w:hAnsi="Calibri"/>
-                <w:color w:val="1F3864" w:themeColor="accent1" w:themeShade="80"/>
-              </w:rPr>
-              <w:t>Factores que han f</w:t>
-            </w:r>
-            <w:r>
-              <w:rPr>
-                <w:rFonts w:ascii="Calibri" w:hAnsi="Calibri"/>
-                <w:color w:val="1F3864" w:themeColor="accent1" w:themeShade="80"/>
-              </w:rPr>
-              <w:t>acilita</w:t>
-            </w:r>
-            <w:r>
-              <w:rPr>
-                <w:rFonts w:ascii="Calibri" w:hAnsi="Calibri"/>
-                <w:color w:val="1F3864" w:themeColor="accent1" w:themeShade="80"/>
-              </w:rPr>
-              <w:t>do y/o</w:t>
-            </w:r>
-            <w:r>
-              <w:rPr>
-                <w:rFonts w:ascii="Calibri" w:hAnsi="Calibri"/>
-                <w:color w:val="1F3864" w:themeColor="accent1" w:themeShade="80"/>
-              </w:rPr>
-              <w:t xml:space="preserve"> </w:t>
-            </w:r>
-            <w:r>
-              <w:rPr>
-                <w:rFonts w:ascii="Calibri" w:hAnsi="Calibri"/>
-                <w:color w:val="1F3864" w:themeColor="accent1" w:themeShade="80"/>
-              </w:rPr>
-              <w:t>dificultado el desarrollo de mi plan de trabajo</w:t>
-            </w:r>
-            <w:r>
-              <w:rPr>
-                <w:rFonts w:ascii="Calibri" w:hAnsi="Calibri" w:cs="Arial"/>
-                <w:color w:val="548DD4"/>
+                <w:b/>
+              </w:rPr>
+              <w:t xml:space="preserve">Factores que han facilitado o dificultado el desarrollo</w:t>
+            </w:r>
+          </w:p>
+          <w:p>
+            <w:pPr>
+              <w:jc w:val="left"/>
+              <w:spacing w:before="0" w:after="70" w:line="240" w:lineRule="auto"/>
+            </w:pPr>
+            <w:r>
+              <w:rPr>
+                <w:rFonts w:ascii="Calibri" w:hAnsi="Calibri"/>
+                <w:color w:val="1F3864"/>
                 <w:sz w:val="20"/>
                 <w:szCs w:val="20"/>
-                <w:lang w:eastAsia="es-CL"/>
-              </w:rPr>
-              <w:t xml:space="preserve">: </w:t>
-            </w:r>
-            <w:r>
-              <w:rPr>
-                <w:rFonts w:ascii="Calibri" w:hAnsi="Calibri" w:cs="Arial"/>
-                <w:i/>
-                <w:iCs/>
-                <w:color w:val="548DD4"/>
+              </w:rPr>
+              <w:t xml:space="preserve">Facilitadores. La ERS, el backlog y los identificadores RF/HU/CU/PT permitieron ordenar las dependencias. Los contratos compartidos, las migraciones incrementales y los datos ficticios facilitaron la reproducción. Las suites unitarias, HTTP, SQL y Cypress permiten revisar fallas que una captura no revela.</w:t>
+            </w:r>
+          </w:p>
+          <w:p>
+            <w:pPr>
+              <w:jc w:val="left"/>
+              <w:spacing w:before="0" w:after="70" w:line="240" w:lineRule="auto"/>
+            </w:pPr>
+            <w:r>
+              <w:rPr>
+                <w:rFonts w:ascii="Calibri" w:hAnsi="Calibri"/>
+                <w:color w:val="1F3864"/>
                 <w:sz w:val="20"/>
                 <w:szCs w:val="20"/>
-                <w:lang w:eastAsia="es-CL"/>
-              </w:rPr>
-              <w:t>Describe los factores que han facilitado y</w:t>
-            </w:r>
-            <w:r>
-              <w:rPr>
-                <w:rFonts w:ascii="Calibri" w:hAnsi="Calibri" w:cs="Arial"/>
-                <w:i/>
-                <w:iCs/>
-                <w:color w:val="548DD4"/>
+              </w:rPr>
+              <w:t>Dificultades y respuesta. La práctica coordinó permisos, cierre de actividades, reservas durables y recuperación. El runner QuickJS/WASM reforzó el aislamiento y la autenticidad; 78 casos Docker verificaron límites y limpieza. El ensayo inicial de SUBMIT superó el umbral p95 y se corrigió sin ampliar límites ni omitir muestras.</w:t>
+            </w:r>
+          </w:p>
+          <w:p>
+            <w:pPr>
+              <w:jc w:val="left"/>
+              <w:spacing w:before="0" w:after="70" w:line="240" w:lineRule="auto"/>
+            </w:pPr>
+            <w:r>
+              <w:rPr>
+                <w:rFonts w:ascii="Calibri" w:hAnsi="Calibri"/>
+                <w:color w:val="1F3864"/>
                 <w:sz w:val="20"/>
                 <w:szCs w:val="20"/>
-                <w:lang w:eastAsia="es-CL"/>
-              </w:rPr>
-              <w:t>/o</w:t>
-            </w:r>
-            <w:r>
-              <w:rPr>
-                <w:rFonts w:ascii="Calibri" w:hAnsi="Calibri" w:cs="Arial"/>
-                <w:i/>
-                <w:iCs/>
-                <w:color w:val="548DD4"/>
+              </w:rPr>
+              <w:t>La repetición de CI obtuvo p95 SUBMIT concurrente de 3502,71 ms para el perfil local. Se verificaron admisión anterior al cierre, persistencia posterior, rechazo de nuevas admisiones e historia propia autorizada. La brecha siguiente es integrar fuentes y ayuda: corpus vacío debe producir NO_EVIDENCE y una dependencia caída PROVIDER_UNAVAILABLE sin alterar el intento.</w:t>
+            </w:r>
+          </w:p>
+          <w:p>
+            <w:pPr>
+              <w:jc w:val="left"/>
+              <w:spacing w:before="0" w:after="70" w:line="240" w:lineRule="auto"/>
+            </w:pPr>
+            <w:r>
+              <w:rPr>
+                <w:rFonts w:ascii="Calibri" w:hAnsi="Calibri"/>
+                <w:color w:val="1F3864"/>
                 <w:sz w:val="20"/>
                 <w:szCs w:val="20"/>
-                <w:lang w:eastAsia="es-CL"/>
-              </w:rPr>
-              <w:t xml:space="preserve"> dificultado el desarrollo de tu Proyecto APT hasta ahora. En el caso de las dificultades</w:t>
-            </w:r>
-            <w:r>
-              <w:rPr>
-                <w:rFonts w:ascii="Calibri" w:hAnsi="Calibri" w:cs="Arial"/>
-                <w:i/>
-                <w:iCs/>
-                <w:color w:val="548DD4"/>
-                <w:sz w:val="20"/>
-                <w:szCs w:val="20"/>
-                <w:lang w:eastAsia="es-CL"/>
-              </w:rPr>
-              <w:t xml:space="preserve"> debes describir</w:t>
-            </w:r>
-            <w:r>
-              <w:rPr>
-                <w:rFonts w:ascii="Calibri" w:hAnsi="Calibri" w:cs="Arial"/>
-                <w:i/>
-                <w:iCs/>
-                <w:color w:val="548DD4"/>
-                <w:sz w:val="20"/>
-                <w:szCs w:val="20"/>
-                <w:lang w:eastAsia="es-CL"/>
-              </w:rPr>
-              <w:t xml:space="preserve"> qué acciones tomaste y/o tomarás para </w:t>
-            </w:r>
-            <w:r>
-              <w:rPr>
-                <w:rFonts w:ascii="Calibri" w:hAnsi="Calibri" w:cs="Arial"/>
-                <w:i/>
-                <w:iCs/>
-                <w:color w:val="548DD4"/>
-                <w:sz w:val="20"/>
-                <w:szCs w:val="20"/>
-                <w:lang w:eastAsia="es-CL"/>
-              </w:rPr>
-              <w:t xml:space="preserve">solucionarlas. </w:t>
-            </w:r>
-            <w:r>
-              <w:rPr>
-                <w:rFonts w:ascii="Calibri" w:hAnsi="Calibri"/>
-                <w:b/>
-                <w:color w:val="1F3864" w:themeColor="accent1" w:themeShade="80"/>
-              </w:rPr>
-              <w:t xml:space="preserve"> </w:t>
-            </w:r>
-          </w:p>
-          <w:p>
-            <w:pPr>
-              <w:rPr>
-                <w:rFonts w:ascii="Calibri" w:hAnsi="Calibri"/>
-                <w:color w:val="1F3864" w:themeColor="accent1" w:themeShade="80"/>
-              </w:rPr>
-            </w:pPr>
-          </w:p>
-          <w:p>
-            <w:pPr>
-              <w:rPr>
-                <w:rFonts w:ascii="Calibri" w:hAnsi="Calibri"/>
-                <w:color w:val="1F3864" w:themeColor="accent1" w:themeShade="80"/>
-              </w:rPr>
-            </w:pPr>
-          </w:p>
-          <w:p>
-            <w:pPr>
-              <w:jc w:val="both"/>
-              <w:rPr>
-                <w:rFonts w:ascii="Calibri" w:hAnsi="Calibri" w:cs="Arial"/>
-                <w:i/>
-                <w:color w:val="548DD4"/>
-                <w:sz w:val="20"/>
-                <w:szCs w:val="20"/>
-                <w:lang w:eastAsia="es-CL"/>
-              </w:rPr>
-            </w:pPr>
-          </w:p>
-          <w:p>
-            <w:pPr>
-              <w:jc w:val="both"/>
-              <w:rPr>
-                <w:rFonts w:ascii="Calibri" w:hAnsi="Calibri" w:cs="Arial"/>
-                <w:i/>
-                <w:color w:val="548DD4"/>
-                <w:sz w:val="20"/>
-                <w:szCs w:val="20"/>
-                <w:lang w:eastAsia="es-CL"/>
-              </w:rPr>
-            </w:pPr>
-          </w:p>
-          <w:p>
-            <w:pPr>
-              <w:jc w:val="both"/>
-              <w:rPr>
-                <w:rFonts w:ascii="Calibri" w:hAnsi="Calibri" w:cs="Arial"/>
-                <w:i/>
-                <w:color w:val="548DD4"/>
-                <w:sz w:val="20"/>
-                <w:szCs w:val="20"/>
-                <w:lang w:eastAsia="es-CL"/>
-              </w:rPr>
-            </w:pPr>
+              </w:rPr>
+              <w:t xml:space="preserve">Las integraciones remotas y la revisión pedagógica exigen configuración, corpus y evaluación concretos. Se prepara el procedimiento, pero no se inventan presupuestos, llamadas a Azure o aceptación docente.</w:t>
+            </w:r>
           </w:p>
         </w:tc>
       </w:tr>
@@ -2734,232 +3753,83 @@
         <w:tc>
           <w:tcPr>
             <w:tcW w:w="5000" w:type="pct"/>
-            <w:vAlign w:val="center"/>
-          </w:tcPr>
-          <w:p>
-            <w:pPr>
-              <w:jc w:val="both"/>
-              <w:rPr>
-                <w:rFonts w:ascii="Calibri" w:hAnsi="Calibri" w:cs="Arial"/>
-                <w:i/>
-                <w:color w:val="548DD4"/>
+            <w:vAlign w:val="top"/>
+          </w:tcPr>
+          <w:p>
+            <w:pPr>
+              <w:jc w:val="left"/>
+              <w:spacing w:before="0" w:after="70" w:line="240" w:lineRule="auto"/>
+            </w:pPr>
+            <w:r>
+              <w:rPr>
+                <w:rFonts w:ascii="Calibri" w:hAnsi="Calibri"/>
+                <w:color w:val="1F3864"/>
                 <w:sz w:val="20"/>
                 <w:szCs w:val="20"/>
-                <w:lang w:eastAsia="es-CL"/>
-              </w:rPr>
-            </w:pPr>
-            <w:r>
-              <w:rPr>
-                <w:rFonts w:ascii="Calibri" w:hAnsi="Calibri"/>
-                <w:color w:val="1F3864" w:themeColor="accent1" w:themeShade="80"/>
-              </w:rPr>
-              <w:lastRenderedPageBreak/>
-              <w:t xml:space="preserve">Actividades ajustadas o eliminadas: </w:t>
-            </w:r>
-            <w:r>
-              <w:rPr>
-                <w:rFonts w:ascii="Calibri" w:hAnsi="Calibri" w:cs="Arial"/>
-                <w:i/>
-                <w:color w:val="548DD4"/>
+                <w:b/>
+              </w:rPr>
+              <w:t xml:space="preserve">Actividades ajustadas o eliminadas</w:t>
+            </w:r>
+          </w:p>
+          <w:p>
+            <w:pPr>
+              <w:jc w:val="left"/>
+              <w:spacing w:before="0" w:after="70" w:line="240" w:lineRule="auto"/>
+            </w:pPr>
+            <w:r>
+              <w:rPr>
+                <w:rFonts w:ascii="Calibri" w:hAnsi="Calibri"/>
+                <w:color w:val="1F3864"/>
                 <w:sz w:val="20"/>
                 <w:szCs w:val="20"/>
-                <w:lang w:eastAsia="es-CL"/>
-              </w:rPr>
-              <w:t>Señalar los ajustes</w:t>
-            </w:r>
-            <w:r>
-              <w:rPr>
-                <w:rFonts w:ascii="Calibri" w:hAnsi="Calibri" w:cs="Arial"/>
-                <w:i/>
-                <w:color w:val="548DD4"/>
+              </w:rPr>
+              <w:t xml:space="preserve">Se acotó el producto a Programación I con JavaScript y al flujo institucional formativo. Se eliminaron del MVP las funciones históricas de apoderados y LMS completo; los 27 RF Must vigentes se mantienen. La decisión responde a la duración del CAPSTONE y a la necesidad de demostrar una vertical integrada.</w:t>
+            </w:r>
+          </w:p>
+          <w:p>
+            <w:pPr>
+              <w:jc w:val="left"/>
+              <w:spacing w:before="0" w:after="70" w:line="240" w:lineRule="auto"/>
+            </w:pPr>
+            <w:r>
+              <w:rPr>
+                <w:rFonts w:ascii="Calibri" w:hAnsi="Calibri"/>
+                <w:color w:val="1F3864"/>
                 <w:sz w:val="20"/>
                 <w:szCs w:val="20"/>
-                <w:lang w:eastAsia="es-CL"/>
-              </w:rPr>
-              <w:t xml:space="preserve"> que realizaste a tu plan de trabajo o </w:t>
-            </w:r>
-            <w:r>
-              <w:rPr>
-                <w:rFonts w:ascii="Calibri" w:hAnsi="Calibri" w:cs="Arial"/>
-                <w:i/>
-                <w:color w:val="548DD4"/>
+              </w:rPr>
+              <w:t xml:space="preserve">Se mantienen identidad y permisos antes del contenido, y el intento persistido antes de la ayuda. Publicar e inscribir son independientes; resolver exige inscripción vigente, actividad PUBLISHED y ventana disponible. Versiones, migraciones incrementales, RLS e idempotencia preservan la historia.</w:t>
+            </w:r>
+          </w:p>
+          <w:p>
+            <w:pPr>
+              <w:jc w:val="left"/>
+              <w:spacing w:before="0" w:after="70" w:line="240" w:lineRule="auto"/>
+            </w:pPr>
+            <w:r>
+              <w:rPr>
+                <w:rFonts w:ascii="Calibri" w:hAnsi="Calibri"/>
+                <w:color w:val="1F3864"/>
                 <w:sz w:val="20"/>
                 <w:szCs w:val="20"/>
-                <w:lang w:eastAsia="es-CL"/>
-              </w:rPr>
-              <w:t>actividades que</w:t>
-            </w:r>
-            <w:r>
-              <w:rPr>
-                <w:rFonts w:ascii="Calibri" w:hAnsi="Calibri" w:cs="Arial"/>
-                <w:i/>
-                <w:color w:val="548DD4"/>
+              </w:rPr>
+              <w:t>El avance por actividad ya cuenta una vez cada asignación requerida completada; RUN no suma, un fallo posterior no borra un éxito y cero requeridos produce proporción nula. RF-015 sigue parcial por conceptos y alcance restante. Las señales permanecen previstas: confirmar cambia ACTIVE a REVIEWED; cancelar conserva ACTIVE. DEC-005 mantiene pendientes eventos, ventanas y deduplicación.</w:t>
+            </w:r>
+          </w:p>
+          <w:p>
+            <w:pPr>
+              <w:jc w:val="left"/>
+              <w:spacing w:before="0" w:after="70" w:line="240" w:lineRule="auto"/>
+            </w:pPr>
+            <w:r>
+              <w:rPr>
+                <w:rFonts w:ascii="Calibri" w:hAnsi="Calibri"/>
+                <w:color w:val="1F3864"/>
                 <w:sz w:val="20"/>
                 <w:szCs w:val="20"/>
-                <w:lang w:eastAsia="es-CL"/>
-              </w:rPr>
-              <w:t xml:space="preserve"> eliminaste</w:t>
-            </w:r>
-            <w:r>
-              <w:rPr>
-                <w:rFonts w:ascii="Calibri" w:hAnsi="Calibri" w:cs="Arial"/>
-                <w:i/>
-                <w:color w:val="548DD4"/>
-                <w:sz w:val="20"/>
-                <w:szCs w:val="20"/>
-                <w:lang w:eastAsia="es-CL"/>
-              </w:rPr>
-              <w:t xml:space="preserve"> y</w:t>
-            </w:r>
-            <w:r>
-              <w:rPr>
-                <w:rFonts w:ascii="Calibri" w:hAnsi="Calibri" w:cs="Arial"/>
-                <w:i/>
-                <w:color w:val="548DD4"/>
-                <w:sz w:val="20"/>
-                <w:szCs w:val="20"/>
-                <w:lang w:eastAsia="es-CL"/>
-              </w:rPr>
-              <w:t>,</w:t>
-            </w:r>
-            <w:r>
-              <w:rPr>
-                <w:rFonts w:ascii="Calibri" w:hAnsi="Calibri" w:cs="Arial"/>
-                <w:i/>
-                <w:color w:val="548DD4"/>
-                <w:sz w:val="20"/>
-                <w:szCs w:val="20"/>
-                <w:lang w:eastAsia="es-CL"/>
-              </w:rPr>
-              <w:t xml:space="preserve"> justifica por</w:t>
-            </w:r>
-            <w:r>
-              <w:rPr>
-                <w:rFonts w:ascii="Calibri" w:hAnsi="Calibri" w:cs="Arial"/>
-                <w:i/>
-                <w:color w:val="548DD4"/>
-                <w:sz w:val="20"/>
-                <w:szCs w:val="20"/>
-                <w:lang w:eastAsia="es-CL"/>
-              </w:rPr>
-              <w:t xml:space="preserve"> </w:t>
-            </w:r>
-            <w:r>
-              <w:rPr>
-                <w:rFonts w:ascii="Calibri" w:hAnsi="Calibri" w:cs="Arial"/>
-                <w:i/>
-                <w:color w:val="548DD4"/>
-                <w:sz w:val="20"/>
-                <w:szCs w:val="20"/>
-                <w:lang w:eastAsia="es-CL"/>
-              </w:rPr>
-              <w:t xml:space="preserve">qué lo hiciste. </w:t>
-            </w:r>
-            <w:r>
-              <w:t xml:space="preserve"> </w:t>
-            </w:r>
-            <w:r>
-              <w:rPr>
-                <w:rFonts w:ascii="Calibri" w:hAnsi="Calibri" w:cs="Arial"/>
-                <w:i/>
-                <w:color w:val="548DD4"/>
-                <w:sz w:val="20"/>
-                <w:szCs w:val="20"/>
-                <w:lang w:eastAsia="es-CL"/>
-              </w:rPr>
-              <w:t>En el caso de que tu plan de trabajo no haya requerido ni requiera ajustes, justifica esta decisión a partir de los facilitadores que te han permitido desarrollarlo como fue planeado.</w:t>
-            </w:r>
-          </w:p>
-          <w:p>
-            <w:pPr>
-              <w:jc w:val="both"/>
-              <w:rPr>
-                <w:rFonts w:ascii="Calibri" w:hAnsi="Calibri" w:cs="Arial"/>
-                <w:i/>
-                <w:color w:val="548DD4"/>
-                <w:sz w:val="20"/>
-                <w:szCs w:val="20"/>
-                <w:lang w:eastAsia="es-CL"/>
-              </w:rPr>
-            </w:pPr>
-          </w:p>
-          <w:p>
-            <w:pPr>
-              <w:jc w:val="both"/>
-              <w:rPr>
-                <w:rFonts w:ascii="Calibri" w:hAnsi="Calibri" w:cs="Arial"/>
-                <w:i/>
-                <w:color w:val="C00000"/>
-                <w:sz w:val="20"/>
-                <w:szCs w:val="20"/>
-                <w:lang w:eastAsia="es-CL"/>
-              </w:rPr>
-            </w:pPr>
-          </w:p>
-          <w:p>
-            <w:pPr>
-              <w:jc w:val="both"/>
-              <w:rPr>
-                <w:rFonts w:ascii="Calibri" w:hAnsi="Calibri" w:cs="Arial"/>
-                <w:i/>
-                <w:color w:val="548DD4"/>
-                <w:sz w:val="20"/>
-                <w:szCs w:val="20"/>
-                <w:lang w:eastAsia="es-CL"/>
-              </w:rPr>
-            </w:pPr>
-          </w:p>
-          <w:p>
-            <w:pPr>
-              <w:jc w:val="both"/>
-              <w:rPr>
-                <w:rFonts w:ascii="Calibri" w:hAnsi="Calibri" w:cs="Arial"/>
-                <w:i/>
-                <w:color w:val="548DD4"/>
-                <w:sz w:val="20"/>
-                <w:szCs w:val="20"/>
-                <w:lang w:eastAsia="es-CL"/>
-              </w:rPr>
-            </w:pPr>
-          </w:p>
-          <w:p>
-            <w:pPr>
-              <w:jc w:val="both"/>
-              <w:rPr>
-                <w:rFonts w:ascii="Calibri" w:hAnsi="Calibri" w:cs="Arial"/>
-                <w:i/>
-                <w:color w:val="548DD4"/>
-                <w:sz w:val="20"/>
-                <w:szCs w:val="20"/>
-                <w:lang w:eastAsia="es-CL"/>
-              </w:rPr>
-            </w:pPr>
-          </w:p>
-          <w:p>
-            <w:pPr>
-              <w:jc w:val="both"/>
-              <w:rPr>
-                <w:rFonts w:ascii="Calibri" w:hAnsi="Calibri" w:cs="Arial"/>
-                <w:i/>
-                <w:color w:val="548DD4"/>
-                <w:sz w:val="20"/>
-                <w:szCs w:val="20"/>
-                <w:lang w:eastAsia="es-CL"/>
-              </w:rPr>
-            </w:pPr>
-          </w:p>
-          <w:p>
-            <w:pPr>
-              <w:jc w:val="both"/>
-              <w:rPr>
-                <w:rFonts w:ascii="Calibri" w:hAnsi="Calibri" w:cs="Arial"/>
-                <w:i/>
-                <w:color w:val="548DD4"/>
-                <w:sz w:val="20"/>
-                <w:szCs w:val="20"/>
-                <w:lang w:eastAsia="es-CL"/>
-              </w:rPr>
-            </w:pPr>
+              </w:rPr>
+              <w:t>Las minutas F2-06–F2-11 conservan el seguimiento propuesto hasta el 16/10, previo al cierre IMP-03. Al 23/10 la prioridad avanza hacia materiales, ayudas y seguimiento. Las estimaciones originales siguen como referencia; capacidad y congelamiento requieren revisión del equipo. Los compromisos históricos y la retroalimentación docente conservan su estado pendiente de revisión.</w:t>
+            </w:r>
           </w:p>
         </w:tc>
       </w:tr>
@@ -3017,277 +3887,83 @@
         <w:tc>
           <w:tcPr>
             <w:tcW w:w="5000" w:type="pct"/>
-            <w:vAlign w:val="center"/>
-          </w:tcPr>
-          <w:p>
-            <w:pPr>
-              <w:jc w:val="both"/>
-              <w:rPr>
-                <w:rFonts w:ascii="Calibri" w:hAnsi="Calibri" w:cs="Arial"/>
-                <w:i/>
-                <w:color w:val="548DD4"/>
+            <w:vAlign w:val="top"/>
+          </w:tcPr>
+          <w:p>
+            <w:pPr>
+              <w:jc w:val="left"/>
+              <w:spacing w:before="0" w:after="70" w:line="240" w:lineRule="auto"/>
+            </w:pPr>
+            <w:r>
+              <w:rPr>
+                <w:rFonts w:ascii="Calibri" w:hAnsi="Calibri"/>
+                <w:color w:val="1F3864"/>
                 <w:sz w:val="20"/>
                 <w:szCs w:val="20"/>
-                <w:lang w:eastAsia="es-CL"/>
-              </w:rPr>
-            </w:pPr>
-            <w:r>
-              <w:rPr>
-                <w:rFonts w:ascii="Calibri" w:hAnsi="Calibri"/>
-                <w:color w:val="1F3864" w:themeColor="accent1" w:themeShade="80"/>
-              </w:rPr>
-              <w:t>Actividades que no has iniciado o están retrasadas:</w:t>
-            </w:r>
-            <w:r>
-              <w:rPr>
-                <w:rFonts w:ascii="Calibri" w:hAnsi="Calibri" w:cs="Arial"/>
-                <w:i/>
-                <w:color w:val="548DD4"/>
+                <w:b/>
+              </w:rPr>
+              <w:t xml:space="preserve">Actividades no iniciadas y cierres pendientes</w:t>
+            </w:r>
+          </w:p>
+          <w:p>
+            <w:pPr>
+              <w:jc w:val="left"/>
+              <w:spacing w:before="0" w:after="70" w:line="240" w:lineRule="auto"/>
+            </w:pPr>
+            <w:r>
+              <w:rPr>
+                <w:rFonts w:ascii="Calibri" w:hAnsi="Calibri"/>
+                <w:color w:val="1F3864"/>
                 <w:sz w:val="20"/>
                 <w:szCs w:val="20"/>
-                <w:lang w:eastAsia="es-CL"/>
-              </w:rPr>
-              <w:t xml:space="preserve"> </w:t>
-            </w:r>
-            <w:r>
-              <w:rPr>
-                <w:rFonts w:ascii="Calibri" w:hAnsi="Calibri" w:cs="Arial"/>
-                <w:i/>
-                <w:color w:val="548DD4"/>
+              </w:rPr>
+              <w:t>La práctica estudiantil, el envío durable, el historial y los reintentos están integrados y comprobados localmente en IMP-03. RF-005/007/009/011/014 se suman a los nueve RF previos. RF-010 conserva estado parcial porque HU-010-E4 exige la ayuda real o su falla integrada; disponer de SUBMIT persistente no cierra ese escenario.</w:t>
+            </w:r>
+          </w:p>
+          <w:p>
+            <w:pPr>
+              <w:jc w:val="left"/>
+              <w:spacing w:before="0" w:after="70" w:line="240" w:lineRule="auto"/>
+            </w:pPr>
+            <w:r>
+              <w:rPr>
+                <w:rFonts w:ascii="Calibri" w:hAnsi="Calibri"/>
+                <w:color w:val="1F3864"/>
                 <w:sz w:val="20"/>
                 <w:szCs w:val="20"/>
-                <w:lang w:eastAsia="es-CL"/>
-              </w:rPr>
-              <w:t>En caso</w:t>
-            </w:r>
-            <w:r>
-              <w:rPr>
-                <w:rFonts w:ascii="Calibri" w:hAnsi="Calibri" w:cs="Arial"/>
-                <w:i/>
-                <w:color w:val="548DD4"/>
+              </w:rPr>
+              <w:t>Materiales y ayuda, progreso por concepto, señales y tablero siguen pendientes. RF-015 y el gobierno del banco RF-024 conservan alcance parcial. RF-027 exige consulta filtrada y exportación CSV de auditoría con autorización, campos seguros y registro de descarga; la auditoría técnica existente no lo completa.</w:t>
+            </w:r>
+          </w:p>
+          <w:p>
+            <w:pPr>
+              <w:jc w:val="left"/>
+              <w:spacing w:before="0" w:after="70" w:line="240" w:lineRule="auto"/>
+            </w:pPr>
+            <w:r>
+              <w:rPr>
+                <w:rFonts w:ascii="Calibri" w:hAnsi="Calibri"/>
+                <w:color w:val="1F3864"/>
                 <w:sz w:val="20"/>
                 <w:szCs w:val="20"/>
-                <w:lang w:eastAsia="es-CL"/>
-              </w:rPr>
-              <w:t xml:space="preserve"> de</w:t>
-            </w:r>
-            <w:r>
-              <w:rPr>
-                <w:rFonts w:ascii="Calibri" w:hAnsi="Calibri" w:cs="Arial"/>
-                <w:i/>
-                <w:color w:val="548DD4"/>
+              </w:rPr>
+              <w:t xml:space="preserve">Azure OpenAI real, Vercel Sandbox productivo y despliegue híbrido permanecen pendientes de verificación. Se requiere configuración y presupuesto acordados, datos ficticios y resultados de seguridad, costo, latencia y recuperación. Un ensayo sintético de fundación no sustituye esa evidencia.</w:t>
+            </w:r>
+          </w:p>
+          <w:p>
+            <w:pPr>
+              <w:jc w:val="left"/>
+              <w:spacing w:before="0" w:after="70" w:line="240" w:lineRule="auto"/>
+            </w:pPr>
+            <w:r>
+              <w:rPr>
+                <w:rFonts w:ascii="Calibri" w:hAnsi="Calibri"/>
+                <w:color w:val="1F3864"/>
                 <w:sz w:val="20"/>
                 <w:szCs w:val="20"/>
-                <w:lang w:eastAsia="es-CL"/>
-              </w:rPr>
-              <w:t xml:space="preserve"> que </w:t>
-            </w:r>
-            <w:r>
-              <w:rPr>
-                <w:rFonts w:ascii="Calibri" w:hAnsi="Calibri" w:cs="Arial"/>
-                <w:b/>
-                <w:i/>
-                <w:color w:val="548DD4"/>
-                <w:sz w:val="20"/>
-                <w:szCs w:val="20"/>
-                <w:lang w:eastAsia="es-CL"/>
-              </w:rPr>
-              <w:t>no ha</w:t>
-            </w:r>
-            <w:r>
-              <w:rPr>
-                <w:rFonts w:ascii="Calibri" w:hAnsi="Calibri" w:cs="Arial"/>
-                <w:b/>
-                <w:i/>
-                <w:color w:val="548DD4"/>
-                <w:sz w:val="20"/>
-                <w:szCs w:val="20"/>
-                <w:lang w:eastAsia="es-CL"/>
-              </w:rPr>
-              <w:t>yas</w:t>
-            </w:r>
-            <w:r>
-              <w:rPr>
-                <w:rFonts w:ascii="Calibri" w:hAnsi="Calibri" w:cs="Arial"/>
-                <w:b/>
-                <w:i/>
-                <w:color w:val="548DD4"/>
-                <w:sz w:val="20"/>
-                <w:szCs w:val="20"/>
-                <w:lang w:eastAsia="es-CL"/>
-              </w:rPr>
-              <w:t xml:space="preserve"> iniciado actividades o est</w:t>
-            </w:r>
-            <w:r>
-              <w:rPr>
-                <w:rFonts w:ascii="Calibri" w:hAnsi="Calibri" w:cs="Arial"/>
-                <w:b/>
-                <w:i/>
-                <w:color w:val="548DD4"/>
-                <w:sz w:val="20"/>
-                <w:szCs w:val="20"/>
-                <w:lang w:eastAsia="es-CL"/>
-              </w:rPr>
-              <w:t>é</w:t>
-            </w:r>
-            <w:r>
-              <w:rPr>
-                <w:rFonts w:ascii="Calibri" w:hAnsi="Calibri" w:cs="Arial"/>
-                <w:b/>
-                <w:i/>
-                <w:color w:val="548DD4"/>
-                <w:sz w:val="20"/>
-                <w:szCs w:val="20"/>
-                <w:lang w:eastAsia="es-CL"/>
-              </w:rPr>
-              <w:t>n retrasadas</w:t>
-            </w:r>
-            <w:r>
-              <w:rPr>
-                <w:rFonts w:ascii="Calibri" w:hAnsi="Calibri" w:cs="Arial"/>
-                <w:i/>
-                <w:color w:val="548DD4"/>
-                <w:sz w:val="20"/>
-                <w:szCs w:val="20"/>
-                <w:lang w:eastAsia="es-CL"/>
-              </w:rPr>
-              <w:t xml:space="preserve"> de acuerdo a tu planificación</w:t>
-            </w:r>
-            <w:r>
-              <w:rPr>
-                <w:rFonts w:ascii="Calibri" w:hAnsi="Calibri" w:cs="Arial"/>
-                <w:i/>
-                <w:color w:val="548DD4"/>
-                <w:sz w:val="20"/>
-                <w:szCs w:val="20"/>
-                <w:lang w:eastAsia="es-CL"/>
-              </w:rPr>
-              <w:t>,</w:t>
-            </w:r>
-            <w:r>
-              <w:rPr>
-                <w:rFonts w:ascii="Calibri" w:hAnsi="Calibri" w:cs="Arial"/>
-                <w:i/>
-                <w:color w:val="548DD4"/>
-                <w:sz w:val="20"/>
-                <w:szCs w:val="20"/>
-                <w:lang w:eastAsia="es-CL"/>
-              </w:rPr>
-              <w:t xml:space="preserve"> señala los motivos por lo</w:t>
-            </w:r>
-            <w:r>
-              <w:rPr>
-                <w:rFonts w:ascii="Calibri" w:hAnsi="Calibri" w:cs="Arial"/>
-                <w:i/>
-                <w:color w:val="548DD4"/>
-                <w:sz w:val="20"/>
-                <w:szCs w:val="20"/>
-                <w:lang w:eastAsia="es-CL"/>
-              </w:rPr>
-              <w:t>s</w:t>
-            </w:r>
-            <w:r>
-              <w:rPr>
-                <w:rFonts w:ascii="Calibri" w:hAnsi="Calibri" w:cs="Arial"/>
-                <w:i/>
-                <w:color w:val="548DD4"/>
-                <w:sz w:val="20"/>
-                <w:szCs w:val="20"/>
-                <w:lang w:eastAsia="es-CL"/>
-              </w:rPr>
-              <w:t xml:space="preserve"> que no has podido cumplir dichos plazos y qué estrategias utilizarás para avanzar en dichas actividades y no afectar tu proyecto APT. </w:t>
-            </w:r>
-          </w:p>
-          <w:p>
-            <w:pPr>
-              <w:jc w:val="both"/>
-              <w:rPr>
-                <w:rFonts w:ascii="Calibri" w:hAnsi="Calibri" w:cs="Arial"/>
-                <w:i/>
-                <w:color w:val="548DD4"/>
-                <w:sz w:val="20"/>
-                <w:szCs w:val="20"/>
-                <w:lang w:eastAsia="es-CL"/>
-              </w:rPr>
-            </w:pPr>
-          </w:p>
-          <w:p>
-            <w:pPr>
-              <w:jc w:val="both"/>
-              <w:rPr>
-                <w:rFonts w:ascii="Calibri" w:hAnsi="Calibri" w:cs="Arial"/>
-                <w:i/>
-                <w:color w:val="548DD4"/>
-                <w:sz w:val="20"/>
-                <w:szCs w:val="20"/>
-                <w:lang w:eastAsia="es-CL"/>
-              </w:rPr>
-            </w:pPr>
-          </w:p>
-          <w:p>
-            <w:pPr>
-              <w:jc w:val="both"/>
-              <w:rPr>
-                <w:rFonts w:ascii="Calibri" w:hAnsi="Calibri" w:cs="Arial"/>
-                <w:i/>
-                <w:color w:val="548DD4"/>
-                <w:sz w:val="20"/>
-                <w:szCs w:val="20"/>
-                <w:lang w:eastAsia="es-CL"/>
-              </w:rPr>
-            </w:pPr>
-          </w:p>
-          <w:p>
-            <w:pPr>
-              <w:jc w:val="both"/>
-              <w:rPr>
-                <w:rFonts w:ascii="Calibri" w:hAnsi="Calibri" w:cs="Arial"/>
-                <w:i/>
-                <w:color w:val="548DD4"/>
-                <w:sz w:val="20"/>
-                <w:szCs w:val="20"/>
-                <w:lang w:eastAsia="es-CL"/>
-              </w:rPr>
-            </w:pPr>
-          </w:p>
-          <w:p>
-            <w:pPr>
-              <w:jc w:val="both"/>
-              <w:rPr>
-                <w:rFonts w:ascii="Calibri" w:hAnsi="Calibri" w:cs="Arial"/>
-                <w:i/>
-                <w:color w:val="548DD4"/>
-                <w:sz w:val="20"/>
-                <w:szCs w:val="20"/>
-                <w:lang w:eastAsia="es-CL"/>
-              </w:rPr>
-            </w:pPr>
-          </w:p>
-          <w:p>
-            <w:pPr>
-              <w:jc w:val="both"/>
-              <w:rPr>
-                <w:rFonts w:ascii="Calibri" w:hAnsi="Calibri" w:cs="Arial"/>
-                <w:i/>
-                <w:color w:val="548DD4"/>
-                <w:sz w:val="20"/>
-                <w:szCs w:val="20"/>
-                <w:lang w:eastAsia="es-CL"/>
-              </w:rPr>
-            </w:pPr>
-          </w:p>
-          <w:p>
-            <w:pPr>
-              <w:jc w:val="both"/>
-              <w:rPr>
-                <w:rFonts w:ascii="Calibri" w:hAnsi="Calibri" w:cs="Arial"/>
-                <w:i/>
-                <w:color w:val="548DD4"/>
-                <w:sz w:val="20"/>
-                <w:szCs w:val="20"/>
-                <w:lang w:eastAsia="es-CL"/>
-              </w:rPr>
-            </w:pPr>
+              </w:rPr>
+              <w:t>Para la entrega académica se incorporará retroalimentación cuando exista, se reunirán contribuciones individuales y se ensayará la demostración. La ingeniería se actualizó al 23/10; la aceptación permanece pendiente. El plan conserva las actividades obligatorias y propone revisar capacidad, responsables y congelamiento antes de comprometer el cierre.</w:t>
+            </w:r>
           </w:p>
         </w:tc>
       </w:tr>
@@ -3299,7 +3975,203 @@
         </w:rPr>
       </w:pPr>
     </w:p>
+    <w:p>
+      <w:pPr>
+        <w:jc w:val="left"/>
+        <w:spacing w:before="0" w:after="70" w:line="240" w:lineRule="auto"/>
+        <w:pageBreakBefore/>
+        <w:keepNext/>
+      </w:pPr>
+      <w:r>
+        <w:rPr>
+          <w:rFonts w:ascii="Calibri" w:hAnsi="Calibri"/>
+          <w:color w:val="1F3864"/>
+          <w:sz w:val="24"/>
+          <w:szCs w:val="24"/>
+          <w:b/>
+        </w:rPr>
+        <w:t>Evidencias revisadas al 23 de octubre de 2026</w:t>
+      </w:r>
+    </w:p>
+    <w:p>
+      <w:pPr>
+        <w:jc w:val="left"/>
+        <w:spacing w:before="0" w:after="70" w:line="240" w:lineRule="auto"/>
+      </w:pPr>
+      <w:r>
+        <w:rPr>
+          <w:rFonts w:ascii="Calibri" w:hAnsi="Calibri"/>
+          <w:color w:val="1F3864"/>
+          <w:sz w:val="20"/>
+          <w:szCs w:val="20"/>
+        </w:rPr>
+        <w:t>La revisión del 23/10/2026 incorpora el corte funcional IMP-03 de alunza-edu y conserva los antecedentes de IMP-02. Diseño, implementación, comprobación local y aceptación académica son estados distintos. La actualización de esta guía se basa en evidencia registrada; no constituye una nueva ejecución de pruebas ni aprobación docente.</w:t>
+      </w:r>
+    </w:p>
+    <w:p>
+      <w:pPr>
+        <w:jc w:val="left"/>
+        <w:spacing w:before="0" w:after="70" w:line="240" w:lineRule="auto"/>
+      </w:pPr>
+      <w:r>
+        <w:rPr>
+          <w:rFonts w:ascii="Calibri" w:hAnsi="Calibri"/>
+          <w:color w:val="1F3864"/>
+          <w:sz w:val="20"/>
+          <w:szCs w:val="20"/>
+        </w:rPr>
+        <w:t>E1. Corte local del 23/10/2026. Fuente: docs/work/evidence/imp-03/verification-summary.json, ci.json, acceptance.json y e2e.json. Resultado: 675 unitarias/contratos, HTTP 111/111, SQL 313, Docker 78/78 y Cypress 34/34; 14 controles de CI. RNF-REN-02 cumple el perfil local: p95 SUBMIT concurrente 3502,71 ms frente a &lt;5000 ms.</w:t>
+      </w:r>
+    </w:p>
+    <w:p>
+      <w:pPr>
+        <w:jc w:val="left"/>
+        <w:spacing w:before="0" w:after="70" w:line="240" w:lineRule="auto"/>
+      </w:pPr>
+      <w:r>
+        <w:rPr>
+          <w:rFonts w:ascii="Calibri" w:hAnsi="Calibri"/>
+          <w:color w:val="1F3864"/>
+          <w:sz w:val="20"/>
+          <w:szCs w:val="20"/>
+        </w:rPr>
+        <w:t xml:space="preserve">E2. Definición y alcance del MVP. Fuentes: Informe_ERS_Alunza.docx, Acta_de_Constitucion_Alunza.docx y Product_Backlog_Alunza.xlsx de Evidencias CAPSTONE/Fase 1/Evidencias de proyecto; specs/01-producto-y-alcance.md y specs/02-requisitos-funcionales.md. La línea base conserva 27 requisitos Must para Programación I con JavaScript, evaluación determinista, ayuda con fuentes y seguimiento docente como objetivos.</w:t>
+      </w:r>
+    </w:p>
+    <w:p>
+      <w:pPr>
+        <w:jc w:val="left"/>
+        <w:spacing w:before="0" w:after="70" w:line="240" w:lineRule="auto"/>
+      </w:pPr>
+      <w:r>
+        <w:rPr>
+          <w:rFonts w:ascii="Calibri" w:hAnsi="Calibri"/>
+          <w:color w:val="1F3864"/>
+          <w:sz w:val="20"/>
+          <w:szCs w:val="20"/>
+        </w:rPr>
+        <w:t>E3. Trazabilidad local. Fuentes: docs/work/IMP-03-implementation.md y docs/work/IMP-03-trazabilidad.md. El 23/10 se acreditan 14/27 RF (51,9 %): 001/002/003/004/005/007/008/009/011/014/020/021/022/023. Se conservan 36 escenarios de base y veinte nuevos; RF-010/015/024 son parciales. El 9/27 del 28/09 permanece como antecedente.</w:t>
+      </w:r>
+    </w:p>
+    <w:p>
+      <w:pPr>
+        <w:jc w:val="left"/>
+        <w:spacing w:before="0" w:after="70" w:line="240" w:lineRule="auto"/>
+      </w:pPr>
+      <w:r>
+        <w:rPr>
+          <w:rFonts w:ascii="Calibri" w:hAnsi="Calibri"/>
+          <w:color w:val="1F3864"/>
+          <w:sz w:val="20"/>
+          <w:szCs w:val="20"/>
+        </w:rPr>
+        <w:t>Identificación del candidato IMP-03: 290 archivos de código, contratos, migraciones, pruebas, fixtures e infraestructura; SHA-256 5a5ec24f2a9535101f7cb7a303460d479a06bdf866c4b592ab1b1fcf61076194. La huella identifica el candidato probado; no equivale a un commit, despliegue o aprobación académica.</w:t>
+      </w:r>
+    </w:p>
+    <w:p>
+      <w:pPr>
+        <w:jc w:val="left"/>
+        <w:spacing w:before="0" w:after="70" w:line="240" w:lineRule="auto"/>
+      </w:pPr>
+      <w:r>
+        <w:rPr>
+          <w:rFonts w:ascii="Calibri" w:hAnsi="Calibri"/>
+          <w:color w:val="1F3864"/>
+          <w:sz w:val="20"/>
+          <w:szCs w:val="20"/>
+        </w:rPr>
+        <w:t>E4. Ingeniería revisada el 23/10/2026. Fuentes de Evidencias CAPSTONE/Fase 2/Evidencias de proyecto: DAS 1.2, Diccionario de Datos 1.3 y Documento de Proceso de Negocio 1.2. Distinguen arquitectura objetivo, 25 tablas y 292 atributos físicos, práctica local implementada y procesos posteriores. La revisión documental no modifica por sí sola el estado funcional.</w:t>
+      </w:r>
+    </w:p>
+    <w:p>
+      <w:pPr>
+        <w:jc w:val="left"/>
+        <w:spacing w:before="0" w:after="70" w:line="240" w:lineRule="auto"/>
+      </w:pPr>
+      <w:r>
+        <w:rPr>
+          <w:rFonts w:ascii="Calibri" w:hAnsi="Calibri"/>
+          <w:color w:val="1F3864"/>
+          <w:sz w:val="20"/>
+          <w:szCs w:val="20"/>
+        </w:rPr>
+        <w:t xml:space="preserve">E5. Captura del corte académico. La imagen siguiente procede de alunza-edu/docs/work/evidence/imp-02 y muestra datos ficticios del 28/09/2026. Complementa la evidencia de estructura y editor. No demuestra ejecución actual, integración remota, resultados de aprendizaje ni uso con personas reales.</w:t>
+      </w:r>
+    </w:p>
+    <w:p>
+      <w:pPr>
+        <w:jc w:val="center"/>
+        <w:spacing w:after="100"/>
+      </w:pPr>
+      <w:r>
+        <w:drawing>
+          <wp:inline distT="0" distB="0" distL="0" distR="0">
+            <wp:extent cx="5943600" cy="2938727"/>
+            <wp:docPr id="710" name="Evidencia de Alunza" descr="Captura histórica de la interfaz académica con datos ficticios del corte IMP-02"/>
+            <wp:cNvGraphicFramePr>
+              <ns0:graphicFrameLocks xmlns:ns0="http://schemas.openxmlformats.org/drawingml/2006/main" noChangeAspect="1"/>
+            </wp:cNvGraphicFramePr>
+            <ns0:graphic xmlns:ns0="http://schemas.openxmlformats.org/drawingml/2006/main">
+              <ns0:graphicData uri="http://schemas.openxmlformats.org/drawingml/2006/picture">
+                <ns0:pic xmlns:ns0="http://schemas.openxmlformats.org/drawingml/2006/picture">
+                  <ns0:nvPicPr>
+                    <ns0:cNvPr id="0" name="imp02-admin-cursos.png"/>
+                    <ns0:cNvPicPr/>
+                  </ns0:nvPicPr>
+                  <ns0:blipFill>
+                    <ns0:blip xmlns:ns0="http://schemas.openxmlformats.org/drawingml/2006/main" r:embed="rIdAlunzaEvidence"/>
+                    <ns0:stretch xmlns:ns0="http://schemas.openxmlformats.org/drawingml/2006/main">
+                      <ns0:fillRect/>
+                    </ns0:stretch>
+                  </ns0:blipFill>
+                  <ns0:spPr>
+                    <ns0:xfrm xmlns:ns0="http://schemas.openxmlformats.org/drawingml/2006/main">
+                      <ns0:off x="0" y="0"/>
+                      <ns0:ext cx="5943600" cy="2938727"/>
+                    </ns0:xfrm>
+                    <ns0:prstGeom xmlns:ns0="http://schemas.openxmlformats.org/drawingml/2006/main" prst="rect">
+                      <ns0:avLst/>
+                    </ns0:prstGeom>
+                  </ns0:spPr>
+                </ns0:pic>
+              </ns0:graphicData>
+            </ns0:graphic>
+          </wp:inline>
+        </w:drawing>
+      </w:r>
+    </w:p>
+    <w:p>
+      <w:pPr>
+        <w:jc w:val="left"/>
+        <w:spacing w:before="0" w:after="70" w:line="240" w:lineRule="auto"/>
+      </w:pPr>
+      <w:r>
+        <w:rPr>
+          <w:rFonts w:ascii="Calibri" w:hAnsi="Calibri"/>
+          <w:color w:val="1F3864"/>
+          <w:sz w:val="20"/>
+          <w:szCs w:val="20"/>
+        </w:rPr>
+        <w:t xml:space="preserve">Figura E5. Cursos y clases de la base IMP-02, 28/09/2026.</w:t>
+      </w:r>
+    </w:p>
+    <w:p>
+      <w:pPr>
+        <w:jc w:val="left"/>
+        <w:spacing w:before="0" w:after="70" w:line="240" w:lineRule="auto"/>
+      </w:pPr>
+      <w:r>
+        <w:rPr>
+          <w:rFonts w:ascii="Calibri" w:hAnsi="Calibri"/>
+          <w:color w:val="1F3864"/>
+          <w:sz w:val="20"/>
+          <w:szCs w:val="20"/>
+        </w:rPr>
+        <w:t xml:space="preserve">Fuentes: ERS 1.3, Acta, casos de uso, Backlog, Roadmap y minutas de Fase 1. Minutas de Fase 2: Evidencias CAPSTONE/Fase 2/Evidencias de proyecto/minutas/. F2-01–F2-11, en orden: 08, 11, 15, 22, 25 y 29/09; 02, 06, 09, 13 y 16/10/2026. Se omite el 18/09; revisión del equipo pendiente.</w:t>
+      </w:r>
+    </w:p>
     <w:sectPr>
+      <w:footerReference w:type="default" r:id="rIdAlunzaFooter"/>
       <w:headerReference w:type="default" r:id="rId10"/>
       <w:pgSz w:w="11906" w:h="16838"/>
       <w:pgMar w:top="1417" w:right="1701" w:bottom="1417" w:left="1701" w:header="708" w:footer="708" w:gutter="0"/>
@@ -3333,6 +4205,70 @@
     </w:p>
   </w:endnote>
 </w:endnotes>
+</file>
+
+<file path=word/footer-alunza.xml><?xml version="1.0" encoding="utf-8"?>
+<w:ftr xmlns:w="http://schemas.openxmlformats.org/wordprocessingml/2006/main">
+  <w:p>
+    <w:pPr>
+      <w:jc w:val="right"/>
+      <w:spacing w:before="0" w:after="70" w:line="240" w:lineRule="auto"/>
+    </w:pPr>
+    <w:r>
+      <w:rPr>
+        <w:rFonts w:ascii="Calibri" w:hAnsi="Calibri"/>
+        <w:color w:val="1F3864"/>
+        <w:sz w:val="18"/>
+        <w:szCs w:val="18"/>
+      </w:rPr>
+      <w:t xml:space="preserve"/>
+    </w:r>
+    <w:r>
+      <w:rPr>
+        <w:rFonts w:ascii="Calibri" w:hAnsi="Calibri"/>
+        <w:sz w:val="18"/>
+        <w:color w:val="1F3864"/>
+      </w:rPr>
+      <w:t xml:space="preserve">Página </w:t>
+    </w:r>
+    <w:r>
+      <w:rPr>
+        <w:rFonts w:ascii="Calibri" w:hAnsi="Calibri"/>
+        <w:sz w:val="18"/>
+        <w:color w:val="1F3864"/>
+      </w:rPr>
+      <w:fldChar w:fldCharType="begin"/>
+    </w:r>
+    <w:r>
+      <w:instrText xml:space="preserve"> PAGE </w:instrText>
+    </w:r>
+    <w:r>
+      <w:fldChar w:fldCharType="end"/>
+    </w:r>
+    <w:r>
+      <w:rPr>
+        <w:rFonts w:ascii="Calibri" w:hAnsi="Calibri"/>
+        <w:sz w:val="18"/>
+        <w:color w:val="1F3864"/>
+      </w:rPr>
+      <w:t xml:space="preserve"> de </w:t>
+    </w:r>
+    <w:r>
+      <w:rPr>
+        <w:rFonts w:ascii="Calibri" w:hAnsi="Calibri"/>
+        <w:sz w:val="18"/>
+        <w:color w:val="1F3864"/>
+      </w:rPr>
+      <w:fldChar w:fldCharType="begin"/>
+    </w:r>
+    <w:r>
+      <w:instrText xml:space="preserve"> NUMPAGES </w:instrText>
+    </w:r>
+    <w:r>
+      <w:fldChar w:fldCharType="end"/>
+    </w:r>
+  </w:p>
+</w:ftr>
 </file>
 
 <file path=word/footnotes.xml><?xml version="1.0" encoding="utf-8"?>
